--- a/examples/change_point/doc/08-changefinder-hcp_cf_ets.docx
+++ b/examples/change_point/doc/08-changefinder-hcp_cf_ets.docx
@@ -162,15 +162,90 @@
       </w:r>
     </w:p>
     <w:bookmarkEnd w:id="22"/>
-    <w:bookmarkStart w:id="32" w:name="walkthrough"/>
+    <w:bookmarkStart w:id="23" w:name="how-to-read-this-walkthrough"/>
     <w:p>
       <w:pPr>
         <w:pStyle w:val="Heading2"/>
       </w:pPr>
       <w:r>
+        <w:t xml:space="preserve">How to read this walkthrough</w:t>
+      </w:r>
+    </w:p>
+    <w:p>
+      <w:pPr>
+        <w:pStyle w:val="FirstParagraph"/>
+      </w:pPr>
+      <w:r>
+        <w:t xml:space="preserve">The code blocks below follow the same learning rhythm used throughout the collection: prepare the environment, choose the dataset, configure the method, run the analysis, and then inspect the result. Readers who are still learning time-series mining can use that order to understand not only</w:t>
+      </w:r>
+      <w:r>
+        <w:t xml:space="preserve"> </w:t>
+      </w:r>
+      <w:r>
+        <w:rPr>
+          <w:i/>
+          <w:iCs/>
+        </w:rPr>
+        <w:t xml:space="preserve">what</w:t>
+      </w:r>
+      <w:r>
+        <w:t xml:space="preserve"> </w:t>
+      </w:r>
+      <w:r>
+        <w:t xml:space="preserve">each command does, but also</w:t>
+      </w:r>
+      <w:r>
+        <w:t xml:space="preserve"> </w:t>
+      </w:r>
+      <w:r>
+        <w:rPr>
+          <w:i/>
+          <w:iCs/>
+        </w:rPr>
+        <w:t xml:space="preserve">why</w:t>
+      </w:r>
+      <w:r>
+        <w:t xml:space="preserve"> </w:t>
+      </w:r>
+      <w:r>
+        <w:t xml:space="preserve">it appears at that stage of the workflow.</w:t>
+      </w:r>
+    </w:p>
+    <w:p>
+      <w:pPr>
+        <w:pStyle w:val="BodyText"/>
+      </w:pPr>
+      <w:r>
+        <w:t xml:space="preserve">As you go through the notebook, read the inline comments inside each chunk as the operational explanation and use the surrounding prose as the conceptual guide.</w:t>
+      </w:r>
+    </w:p>
+    <w:bookmarkEnd w:id="23"/>
+    <w:bookmarkStart w:id="39" w:name="walkthrough"/>
+    <w:p>
+      <w:pPr>
+        <w:pStyle w:val="Heading2"/>
+      </w:pPr>
+      <w:r>
         <w:t xml:space="preserve">Walkthrough</w:t>
       </w:r>
     </w:p>
+    <w:bookmarkStart w:id="24" w:name="prepare-the-example"/>
+    <w:p>
+      <w:pPr>
+        <w:pStyle w:val="Heading3"/>
+      </w:pPr>
+      <w:r>
+        <w:t xml:space="preserve">Prepare the Example</w:t>
+      </w:r>
+    </w:p>
+    <w:p>
+      <w:pPr>
+        <w:pStyle w:val="FirstParagraph"/>
+      </w:pPr>
+      <w:r>
+        <w:t xml:space="preserve">We begin by organizing the environment, loading the packages, and selecting the dataset used in the notebook. This part is intentionally more direct: the goal is to make the starting point explicit before the method-specific reasoning begins.</w:t>
+      </w:r>
+    </w:p>
     <w:p>
       <w:pPr>
         <w:pStyle w:val="SourceCode"/>
@@ -380,6 +455,24 @@
           <w:rStyle w:val="VerbatimChar"/>
         </w:rPr>
         <w:t xml:space="preserve">## 6  1.25 FALSE</w:t>
+      </w:r>
+    </w:p>
+    <w:bookmarkEnd w:id="24"/>
+    <w:bookmarkStart w:id="28" w:name="interpret-the-result-visually"/>
+    <w:p>
+      <w:pPr>
+        <w:pStyle w:val="Heading3"/>
+      </w:pPr>
+      <w:r>
+        <w:t xml:space="preserve">Interpret the Result Visually</w:t>
+      </w:r>
+    </w:p>
+    <w:p>
+      <w:pPr>
+        <w:pStyle w:val="FirstParagraph"/>
+      </w:pPr>
+      <w:r>
+        <w:t xml:space="preserve">The final plots are not just illustrations. They help the reader connect the method’s internal output with the original series, making it easier to see why a point, range, motif, or symbolic pattern was emphasized and whether that emphasis is coherent with the stated objective of the example.</w:t>
       </w:r>
     </w:p>
     <w:p>
@@ -441,18 +534,18 @@
           <wp:inline>
             <wp:extent cx="4620126" cy="3696101"/>
             <wp:effectExtent b="0" l="0" r="0" t="0"/>
-            <wp:docPr descr="" title="" id="24" name="Picture"/>
+            <wp:docPr descr="" title="" id="26" name="Picture"/>
             <a:graphic>
               <a:graphicData uri="http://schemas.openxmlformats.org/drawingml/2006/picture">
                 <pic:pic>
                   <pic:nvPicPr>
-                    <pic:cNvPr descr="/home/gpca/harbinger/examples/change_point/doc/hcp_cf_ets_files/figure-docx/unnamed-chunk-5-1.png" id="25" name="Picture"/>
+                    <pic:cNvPr descr="/home/gpca/harbinger/examples/change_point/doc/08-changefinder-hcp_cf_ets_files/figure-docx/unnamed-chunk-5-1.png" id="27" name="Picture"/>
                     <pic:cNvPicPr>
                       <a:picLocks noChangeArrowheads="1" noChangeAspect="1"/>
                     </pic:cNvPicPr>
                   </pic:nvPicPr>
                   <pic:blipFill>
-                    <a:blip r:embed="rId23"/>
+                    <a:blip r:embed="rId25"/>
                     <a:stretch>
                       <a:fillRect/>
                     </a:stretch>
@@ -479,6 +572,24 @@
         </w:drawing>
       </w:r>
     </w:p>
+    <w:bookmarkEnd w:id="28"/>
+    <w:bookmarkStart w:id="29" w:name="configure-the-method"/>
+    <w:p>
+      <w:pPr>
+        <w:pStyle w:val="Heading3"/>
+      </w:pPr>
+      <w:r>
+        <w:t xml:space="preserve">Configure the Method</w:t>
+      </w:r>
+    </w:p>
+    <w:p>
+      <w:pPr>
+        <w:pStyle w:val="FirstParagraph"/>
+      </w:pPr>
+      <w:r>
+        <w:t xml:space="preserve">The next step is to instantiate the method and, when necessary, fit it to the selected series. This is where the notebook makes its analytical choice explicit: the parameters chosen here determine what kind of pattern the detector or transformer will become sensitive to and how the later outputs should be interpreted.</w:t>
+      </w:r>
+    </w:p>
     <w:p>
       <w:pPr>
         <w:pStyle w:val="SourceCode"/>
@@ -603,6 +714,24 @@
         <w:t xml:space="preserve">serie)</w:t>
       </w:r>
     </w:p>
+    <w:bookmarkEnd w:id="29"/>
+    <w:bookmarkStart w:id="30" w:name="run-the-core-analysis"/>
+    <w:p>
+      <w:pPr>
+        <w:pStyle w:val="Heading3"/>
+      </w:pPr>
+      <w:r>
+        <w:t xml:space="preserve">Run the Core Analysis</w:t>
+      </w:r>
+    </w:p>
+    <w:p>
+      <w:pPr>
+        <w:pStyle w:val="FirstParagraph"/>
+      </w:pPr>
+      <w:r>
+        <w:t xml:space="preserve">With the environment and the method ready, we execute the central analytical step and inspect its immediate output. This is the point where the abstract idea described earlier becomes operational, so the reader should pay attention to what is produced and how Harbinger standardizes the result.</w:t>
+      </w:r>
+    </w:p>
     <w:p>
       <w:pPr>
         <w:pStyle w:val="SourceCode"/>
@@ -759,6 +888,24 @@
         <w:t xml:space="preserve">## 1  51  TRUE anomaly</w:t>
       </w:r>
     </w:p>
+    <w:bookmarkEnd w:id="30"/>
+    <w:bookmarkStart w:id="31" w:name="evaluate-what-was-found"/>
+    <w:p>
+      <w:pPr>
+        <w:pStyle w:val="Heading3"/>
+      </w:pPr>
+      <w:r>
+        <w:t xml:space="preserve">Evaluate What Was Found</w:t>
+      </w:r>
+    </w:p>
+    <w:p>
+      <w:pPr>
+        <w:pStyle w:val="FirstParagraph"/>
+      </w:pPr>
+      <w:r>
+        <w:t xml:space="preserve">After producing detections or transformed outputs, we compare them with the reference labels whenever they are available. This stage matters because it connects the visual intuition of the method with an explicit measurement of quality, helping the learner understand not only whether the method runs, but how well it behaves.</w:t>
+      </w:r>
+    </w:p>
     <w:p>
       <w:pPr>
         <w:pStyle w:val="SourceCode"/>
@@ -890,6 +1037,24 @@
           <w:rStyle w:val="VerbatimChar"/>
         </w:rPr>
         <w:t xml:space="preserve">## FALSE     1     99</w:t>
+      </w:r>
+    </w:p>
+    <w:bookmarkEnd w:id="31"/>
+    <w:bookmarkStart w:id="38" w:name="interpret-the-result-visually-1"/>
+    <w:p>
+      <w:pPr>
+        <w:pStyle w:val="Heading3"/>
+      </w:pPr>
+      <w:r>
+        <w:t xml:space="preserve">Interpret the Result Visually</w:t>
+      </w:r>
+    </w:p>
+    <w:p>
+      <w:pPr>
+        <w:pStyle w:val="FirstParagraph"/>
+      </w:pPr>
+      <w:r>
+        <w:t xml:space="preserve">The final plots are not just illustrations. They help the reader connect the method’s internal output with the original series, making it easier to see why a point, range, motif, or symbolic pattern was emphasized and whether that emphasis is coherent with the stated objective of the example.</w:t>
       </w:r>
     </w:p>
     <w:p>
@@ -951,18 +1116,18 @@
           <wp:inline>
             <wp:extent cx="4620126" cy="3696101"/>
             <wp:effectExtent b="0" l="0" r="0" t="0"/>
-            <wp:docPr descr="" title="" id="27" name="Picture"/>
+            <wp:docPr descr="" title="" id="33" name="Picture"/>
             <a:graphic>
               <a:graphicData uri="http://schemas.openxmlformats.org/drawingml/2006/picture">
                 <pic:pic>
                   <pic:nvPicPr>
-                    <pic:cNvPr descr="/home/gpca/harbinger/examples/change_point/doc/hcp_cf_ets_files/figure-docx/unnamed-chunk-11-1.png" id="28" name="Picture"/>
+                    <pic:cNvPr descr="/home/gpca/harbinger/examples/change_point/doc/08-changefinder-hcp_cf_ets_files/figure-docx/unnamed-chunk-11-1.png" id="34" name="Picture"/>
                     <pic:cNvPicPr>
                       <a:picLocks noChangeArrowheads="1" noChangeAspect="1"/>
                     </pic:cNvPicPr>
                   </pic:nvPicPr>
                   <pic:blipFill>
-                    <a:blip r:embed="rId26"/>
+                    <a:blip r:embed="rId32"/>
                     <a:stretch>
                       <a:fillRect/>
                     </a:stretch>
@@ -1096,18 +1261,18 @@
           <wp:inline>
             <wp:extent cx="4620126" cy="3696101"/>
             <wp:effectExtent b="0" l="0" r="0" t="0"/>
-            <wp:docPr descr="" title="" id="30" name="Picture"/>
+            <wp:docPr descr="" title="" id="36" name="Picture"/>
             <a:graphic>
               <a:graphicData uri="http://schemas.openxmlformats.org/drawingml/2006/picture">
                 <pic:pic>
                   <pic:nvPicPr>
-                    <pic:cNvPr descr="/home/gpca/harbinger/examples/change_point/doc/hcp_cf_ets_files/figure-docx/unnamed-chunk-12-1.png" id="31" name="Picture"/>
+                    <pic:cNvPr descr="/home/gpca/harbinger/examples/change_point/doc/08-changefinder-hcp_cf_ets_files/figure-docx/unnamed-chunk-12-1.png" id="37" name="Picture"/>
                     <pic:cNvPicPr>
                       <a:picLocks noChangeArrowheads="1" noChangeAspect="1"/>
                     </pic:cNvPicPr>
                   </pic:nvPicPr>
                   <pic:blipFill>
-                    <a:blip r:embed="rId29"/>
+                    <a:blip r:embed="rId35"/>
                     <a:stretch>
                       <a:fillRect/>
                     </a:stretch>
@@ -1134,8 +1299,9 @@
         </w:drawing>
       </w:r>
     </w:p>
-    <w:bookmarkEnd w:id="32"/>
-    <w:bookmarkStart w:id="34" w:name="references"/>
+    <w:bookmarkEnd w:id="38"/>
+    <w:bookmarkEnd w:id="39"/>
+    <w:bookmarkStart w:id="41" w:name="references"/>
     <w:p>
       <w:pPr>
         <w:pStyle w:val="Heading2"/>
@@ -1158,7 +1324,7 @@
       <w:r>
         <w:t xml:space="preserve"> </w:t>
       </w:r>
-      <w:hyperlink r:id="rId33">
+      <w:hyperlink r:id="rId40">
         <w:r>
           <w:rPr>
             <w:rStyle w:val="Hyperlink"/>
@@ -1167,7 +1333,7 @@
         </w:r>
       </w:hyperlink>
     </w:p>
-    <w:bookmarkEnd w:id="34"/>
+    <w:bookmarkEnd w:id="41"/>
     <w:sectPr>
       <w:footnotePr>
         <w:numRestart w:val="eachSect"/>

--- a/examples/change_point/doc/08-changefinder-hcp_cf_ets.docx
+++ b/examples/change_point/doc/08-changefinder-hcp_cf_ets.docx
@@ -116,7 +116,7 @@
       </w:r>
     </w:p>
     <w:bookmarkEnd w:id="21"/>
-    <w:bookmarkStart w:id="22" w:name="what-you-will-do"/>
+    <w:bookmarkStart w:id="37" w:name="what-you-will-do"/>
     <w:p>
       <w:pPr>
         <w:pStyle w:val="Heading2"/>
@@ -161,14 +161,254 @@
         <w:t xml:space="preserve">inspect the evaluation outputs and the diagnostic plots produced by Harbinger</w:t>
       </w:r>
     </w:p>
+    <w:bookmarkStart w:id="22" w:name="prepare-the-example"/>
+    <w:p>
+      <w:pPr>
+        <w:pStyle w:val="Heading3"/>
+      </w:pPr>
+      <w:r>
+        <w:t xml:space="preserve">Prepare the Example</w:t>
+      </w:r>
+    </w:p>
+    <w:p>
+      <w:pPr>
+        <w:pStyle w:val="FirstParagraph"/>
+      </w:pPr>
+      <w:r>
+        <w:t xml:space="preserve">This setup anchors the notebook in the specific series used to examine</w:t>
+      </w:r>
+      <w:r>
+        <w:t xml:space="preserve"> </w:t>
+      </w:r>
+      <w:r>
+        <w:rPr>
+          <w:rStyle w:val="VerbatimChar"/>
+        </w:rPr>
+        <w:t xml:space="preserve">harutils()</w:t>
+      </w:r>
+      <w:r>
+        <w:t xml:space="preserve">. The semantic point is the one stated above: changeFinder with ETS: ChangeFinder with ETS models residual deviations and applies a second-stage smoothing/thresholding to highlight structural changes, so the raw signal needs to be visible before any fitting step hides that structure behind model output.</w:t>
+      </w:r>
+    </w:p>
+    <w:p>
+      <w:pPr>
+        <w:pStyle w:val="SourceCode"/>
+      </w:pPr>
+      <w:r>
+        <w:rPr>
+          <w:rStyle w:val="CommentTok"/>
+        </w:rPr>
+        <w:t xml:space="preserve"># Install Harbinger (if needed)</w:t>
+      </w:r>
+      <w:r>
+        <w:br/>
+      </w:r>
+      <w:r>
+        <w:rPr>
+          <w:rStyle w:val="CommentTok"/>
+        </w:rPr>
+        <w:t xml:space="preserve">#install.packages("harbinger")</w:t>
+      </w:r>
+    </w:p>
+    <w:p>
+      <w:pPr>
+        <w:pStyle w:val="SourceCode"/>
+      </w:pPr>
+      <w:r>
+        <w:rPr>
+          <w:rStyle w:val="CommentTok"/>
+        </w:rPr>
+        <w:t xml:space="preserve"># Load required packages</w:t>
+      </w:r>
+      <w:r>
+        <w:br/>
+      </w:r>
+      <w:r>
+        <w:rPr>
+          <w:rStyle w:val="FunctionTok"/>
+        </w:rPr>
+        <w:t xml:space="preserve">library</w:t>
+      </w:r>
+      <w:r>
+        <w:rPr>
+          <w:rStyle w:val="NormalTok"/>
+        </w:rPr>
+        <w:t xml:space="preserve">(daltoolbox)</w:t>
+      </w:r>
+      <w:r>
+        <w:br/>
+      </w:r>
+      <w:r>
+        <w:rPr>
+          <w:rStyle w:val="FunctionTok"/>
+        </w:rPr>
+        <w:t xml:space="preserve">library</w:t>
+      </w:r>
+      <w:r>
+        <w:rPr>
+          <w:rStyle w:val="NormalTok"/>
+        </w:rPr>
+        <w:t xml:space="preserve">(harbinger) </w:t>
+      </w:r>
+    </w:p>
+    <w:p>
+      <w:pPr>
+        <w:pStyle w:val="SourceCode"/>
+      </w:pPr>
+      <w:r>
+        <w:rPr>
+          <w:rStyle w:val="CommentTok"/>
+        </w:rPr>
+        <w:t xml:space="preserve"># Load example change-point datasets</w:t>
+      </w:r>
+      <w:r>
+        <w:br/>
+      </w:r>
+      <w:r>
+        <w:rPr>
+          <w:rStyle w:val="FunctionTok"/>
+        </w:rPr>
+        <w:t xml:space="preserve">data</w:t>
+      </w:r>
+      <w:r>
+        <w:rPr>
+          <w:rStyle w:val="NormalTok"/>
+        </w:rPr>
+        <w:t xml:space="preserve">(examples_changepoints)</w:t>
+      </w:r>
+    </w:p>
+    <w:p>
+      <w:pPr>
+        <w:pStyle w:val="SourceCode"/>
+      </w:pPr>
+      <w:r>
+        <w:rPr>
+          <w:rStyle w:val="CommentTok"/>
+        </w:rPr>
+        <w:t xml:space="preserve"># Select the simple dataset</w:t>
+      </w:r>
+      <w:r>
+        <w:br/>
+      </w:r>
+      <w:r>
+        <w:rPr>
+          <w:rStyle w:val="NormalTok"/>
+        </w:rPr>
+        <w:t xml:space="preserve">dataset </w:t>
+      </w:r>
+      <w:r>
+        <w:rPr>
+          <w:rStyle w:val="OtherTok"/>
+        </w:rPr>
+        <w:t xml:space="preserve">&lt;-</w:t>
+      </w:r>
+      <w:r>
+        <w:rPr>
+          <w:rStyle w:val="NormalTok"/>
+        </w:rPr>
+        <w:t xml:space="preserve"> examples_changepoints</w:t>
+      </w:r>
+      <w:r>
+        <w:rPr>
+          <w:rStyle w:val="SpecialCharTok"/>
+        </w:rPr>
+        <w:t xml:space="preserve">$</w:t>
+      </w:r>
+      <w:r>
+        <w:rPr>
+          <w:rStyle w:val="NormalTok"/>
+        </w:rPr>
+        <w:t xml:space="preserve">simple</w:t>
+      </w:r>
+      <w:r>
+        <w:br/>
+      </w:r>
+      <w:r>
+        <w:rPr>
+          <w:rStyle w:val="FunctionTok"/>
+        </w:rPr>
+        <w:t xml:space="preserve">head</w:t>
+      </w:r>
+      <w:r>
+        <w:rPr>
+          <w:rStyle w:val="NormalTok"/>
+        </w:rPr>
+        <w:t xml:space="preserve">(dataset)</w:t>
+      </w:r>
+    </w:p>
+    <w:p>
+      <w:pPr>
+        <w:pStyle w:val="SourceCode"/>
+      </w:pPr>
+      <w:r>
+        <w:rPr>
+          <w:rStyle w:val="VerbatimChar"/>
+        </w:rPr>
+        <w:t xml:space="preserve">##   serie event</w:t>
+      </w:r>
+      <w:r>
+        <w:br/>
+      </w:r>
+      <w:r>
+        <w:rPr>
+          <w:rStyle w:val="VerbatimChar"/>
+        </w:rPr>
+        <w:t xml:space="preserve">## 1  0.00 FALSE</w:t>
+      </w:r>
+      <w:r>
+        <w:br/>
+      </w:r>
+      <w:r>
+        <w:rPr>
+          <w:rStyle w:val="VerbatimChar"/>
+        </w:rPr>
+        <w:t xml:space="preserve">## 2  0.25 FALSE</w:t>
+      </w:r>
+      <w:r>
+        <w:br/>
+      </w:r>
+      <w:r>
+        <w:rPr>
+          <w:rStyle w:val="VerbatimChar"/>
+        </w:rPr>
+        <w:t xml:space="preserve">## 3  0.50 FALSE</w:t>
+      </w:r>
+      <w:r>
+        <w:br/>
+      </w:r>
+      <w:r>
+        <w:rPr>
+          <w:rStyle w:val="VerbatimChar"/>
+        </w:rPr>
+        <w:t xml:space="preserve">## 4  0.75 FALSE</w:t>
+      </w:r>
+      <w:r>
+        <w:br/>
+      </w:r>
+      <w:r>
+        <w:rPr>
+          <w:rStyle w:val="VerbatimChar"/>
+        </w:rPr>
+        <w:t xml:space="preserve">## 5  1.00 FALSE</w:t>
+      </w:r>
+      <w:r>
+        <w:br/>
+      </w:r>
+      <w:r>
+        <w:rPr>
+          <w:rStyle w:val="VerbatimChar"/>
+        </w:rPr>
+        <w:t xml:space="preserve">## 6  1.25 FALSE</w:t>
+      </w:r>
+    </w:p>
     <w:bookmarkEnd w:id="22"/>
-    <w:bookmarkStart w:id="23" w:name="how-to-read-this-walkthrough"/>
-    <w:p>
-      <w:pPr>
-        <w:pStyle w:val="Heading2"/>
-      </w:pPr>
-      <w:r>
-        <w:t xml:space="preserve">How to read this walkthrough</w:t>
+    <w:bookmarkStart w:id="26" w:name="interpret-the-result-visually"/>
+    <w:p>
+      <w:pPr>
+        <w:pStyle w:val="Heading3"/>
+      </w:pPr>
+      <w:r>
+        <w:t xml:space="preserve">Interpret the Result Visually</w:t>
       </w:r>
     </w:p>
     <w:p>
@@ -176,303 +416,7 @@
         <w:pStyle w:val="FirstParagraph"/>
       </w:pPr>
       <w:r>
-        <w:t xml:space="preserve">The code blocks below follow the same learning rhythm used throughout the collection: prepare the environment, choose the dataset, configure the method, run the analysis, and then inspect the result. Readers who are still learning time-series mining can use that order to understand not only</w:t>
-      </w:r>
-      <w:r>
-        <w:t xml:space="preserve"> </w:t>
-      </w:r>
-      <w:r>
-        <w:rPr>
-          <w:i/>
-          <w:iCs/>
-        </w:rPr>
-        <w:t xml:space="preserve">what</w:t>
-      </w:r>
-      <w:r>
-        <w:t xml:space="preserve"> </w:t>
-      </w:r>
-      <w:r>
-        <w:t xml:space="preserve">each command does, but also</w:t>
-      </w:r>
-      <w:r>
-        <w:t xml:space="preserve"> </w:t>
-      </w:r>
-      <w:r>
-        <w:rPr>
-          <w:i/>
-          <w:iCs/>
-        </w:rPr>
-        <w:t xml:space="preserve">why</w:t>
-      </w:r>
-      <w:r>
-        <w:t xml:space="preserve"> </w:t>
-      </w:r>
-      <w:r>
-        <w:t xml:space="preserve">it appears at that stage of the workflow.</w:t>
-      </w:r>
-    </w:p>
-    <w:p>
-      <w:pPr>
-        <w:pStyle w:val="BodyText"/>
-      </w:pPr>
-      <w:r>
-        <w:t xml:space="preserve">As you go through the notebook, read the inline comments inside each chunk as the operational explanation and use the surrounding prose as the conceptual guide.</w:t>
-      </w:r>
-    </w:p>
-    <w:bookmarkEnd w:id="23"/>
-    <w:bookmarkStart w:id="39" w:name="walkthrough"/>
-    <w:p>
-      <w:pPr>
-        <w:pStyle w:val="Heading2"/>
-      </w:pPr>
-      <w:r>
-        <w:t xml:space="preserve">Walkthrough</w:t>
-      </w:r>
-    </w:p>
-    <w:bookmarkStart w:id="24" w:name="prepare-the-example"/>
-    <w:p>
-      <w:pPr>
-        <w:pStyle w:val="Heading3"/>
-      </w:pPr>
-      <w:r>
-        <w:t xml:space="preserve">Prepare the Example</w:t>
-      </w:r>
-    </w:p>
-    <w:p>
-      <w:pPr>
-        <w:pStyle w:val="FirstParagraph"/>
-      </w:pPr>
-      <w:r>
-        <w:t xml:space="preserve">We begin by organizing the environment, loading the packages, and selecting the dataset used in the notebook. This part is intentionally more direct: the goal is to make the starting point explicit before the method-specific reasoning begins.</w:t>
-      </w:r>
-    </w:p>
-    <w:p>
-      <w:pPr>
-        <w:pStyle w:val="SourceCode"/>
-      </w:pPr>
-      <w:r>
-        <w:rPr>
-          <w:rStyle w:val="CommentTok"/>
-        </w:rPr>
-        <w:t xml:space="preserve"># Install Harbinger (if needed)</w:t>
-      </w:r>
-      <w:r>
-        <w:br/>
-      </w:r>
-      <w:r>
-        <w:rPr>
-          <w:rStyle w:val="CommentTok"/>
-        </w:rPr>
-        <w:t xml:space="preserve">#install.packages("harbinger")</w:t>
-      </w:r>
-    </w:p>
-    <w:p>
-      <w:pPr>
-        <w:pStyle w:val="SourceCode"/>
-      </w:pPr>
-      <w:r>
-        <w:rPr>
-          <w:rStyle w:val="CommentTok"/>
-        </w:rPr>
-        <w:t xml:space="preserve"># Load required packages</w:t>
-      </w:r>
-      <w:r>
-        <w:br/>
-      </w:r>
-      <w:r>
-        <w:rPr>
-          <w:rStyle w:val="FunctionTok"/>
-        </w:rPr>
-        <w:t xml:space="preserve">library</w:t>
-      </w:r>
-      <w:r>
-        <w:rPr>
-          <w:rStyle w:val="NormalTok"/>
-        </w:rPr>
-        <w:t xml:space="preserve">(daltoolbox)</w:t>
-      </w:r>
-      <w:r>
-        <w:br/>
-      </w:r>
-      <w:r>
-        <w:rPr>
-          <w:rStyle w:val="FunctionTok"/>
-        </w:rPr>
-        <w:t xml:space="preserve">library</w:t>
-      </w:r>
-      <w:r>
-        <w:rPr>
-          <w:rStyle w:val="NormalTok"/>
-        </w:rPr>
-        <w:t xml:space="preserve">(harbinger) </w:t>
-      </w:r>
-    </w:p>
-    <w:p>
-      <w:pPr>
-        <w:pStyle w:val="SourceCode"/>
-      </w:pPr>
-      <w:r>
-        <w:rPr>
-          <w:rStyle w:val="CommentTok"/>
-        </w:rPr>
-        <w:t xml:space="preserve"># Load example change-point datasets</w:t>
-      </w:r>
-      <w:r>
-        <w:br/>
-      </w:r>
-      <w:r>
-        <w:rPr>
-          <w:rStyle w:val="FunctionTok"/>
-        </w:rPr>
-        <w:t xml:space="preserve">data</w:t>
-      </w:r>
-      <w:r>
-        <w:rPr>
-          <w:rStyle w:val="NormalTok"/>
-        </w:rPr>
-        <w:t xml:space="preserve">(examples_changepoints)</w:t>
-      </w:r>
-    </w:p>
-    <w:p>
-      <w:pPr>
-        <w:pStyle w:val="SourceCode"/>
-      </w:pPr>
-      <w:r>
-        <w:rPr>
-          <w:rStyle w:val="CommentTok"/>
-        </w:rPr>
-        <w:t xml:space="preserve"># Select the simple dataset</w:t>
-      </w:r>
-      <w:r>
-        <w:br/>
-      </w:r>
-      <w:r>
-        <w:rPr>
-          <w:rStyle w:val="NormalTok"/>
-        </w:rPr>
-        <w:t xml:space="preserve">dataset </w:t>
-      </w:r>
-      <w:r>
-        <w:rPr>
-          <w:rStyle w:val="OtherTok"/>
-        </w:rPr>
-        <w:t xml:space="preserve">&lt;-</w:t>
-      </w:r>
-      <w:r>
-        <w:rPr>
-          <w:rStyle w:val="NormalTok"/>
-        </w:rPr>
-        <w:t xml:space="preserve"> examples_changepoints</w:t>
-      </w:r>
-      <w:r>
-        <w:rPr>
-          <w:rStyle w:val="SpecialCharTok"/>
-        </w:rPr>
-        <w:t xml:space="preserve">$</w:t>
-      </w:r>
-      <w:r>
-        <w:rPr>
-          <w:rStyle w:val="NormalTok"/>
-        </w:rPr>
-        <w:t xml:space="preserve">simple</w:t>
-      </w:r>
-      <w:r>
-        <w:br/>
-      </w:r>
-      <w:r>
-        <w:rPr>
-          <w:rStyle w:val="FunctionTok"/>
-        </w:rPr>
-        <w:t xml:space="preserve">head</w:t>
-      </w:r>
-      <w:r>
-        <w:rPr>
-          <w:rStyle w:val="NormalTok"/>
-        </w:rPr>
-        <w:t xml:space="preserve">(dataset)</w:t>
-      </w:r>
-    </w:p>
-    <w:p>
-      <w:pPr>
-        <w:pStyle w:val="SourceCode"/>
-      </w:pPr>
-      <w:r>
-        <w:rPr>
-          <w:rStyle w:val="VerbatimChar"/>
-        </w:rPr>
-        <w:t xml:space="preserve">##   serie event</w:t>
-      </w:r>
-      <w:r>
-        <w:br/>
-      </w:r>
-      <w:r>
-        <w:rPr>
-          <w:rStyle w:val="VerbatimChar"/>
-        </w:rPr>
-        <w:t xml:space="preserve">## 1  0.00 FALSE</w:t>
-      </w:r>
-      <w:r>
-        <w:br/>
-      </w:r>
-      <w:r>
-        <w:rPr>
-          <w:rStyle w:val="VerbatimChar"/>
-        </w:rPr>
-        <w:t xml:space="preserve">## 2  0.25 FALSE</w:t>
-      </w:r>
-      <w:r>
-        <w:br/>
-      </w:r>
-      <w:r>
-        <w:rPr>
-          <w:rStyle w:val="VerbatimChar"/>
-        </w:rPr>
-        <w:t xml:space="preserve">## 3  0.50 FALSE</w:t>
-      </w:r>
-      <w:r>
-        <w:br/>
-      </w:r>
-      <w:r>
-        <w:rPr>
-          <w:rStyle w:val="VerbatimChar"/>
-        </w:rPr>
-        <w:t xml:space="preserve">## 4  0.75 FALSE</w:t>
-      </w:r>
-      <w:r>
-        <w:br/>
-      </w:r>
-      <w:r>
-        <w:rPr>
-          <w:rStyle w:val="VerbatimChar"/>
-        </w:rPr>
-        <w:t xml:space="preserve">## 5  1.00 FALSE</w:t>
-      </w:r>
-      <w:r>
-        <w:br/>
-      </w:r>
-      <w:r>
-        <w:rPr>
-          <w:rStyle w:val="VerbatimChar"/>
-        </w:rPr>
-        <w:t xml:space="preserve">## 6  1.25 FALSE</w:t>
-      </w:r>
-    </w:p>
-    <w:bookmarkEnd w:id="24"/>
-    <w:bookmarkStart w:id="28" w:name="interpret-the-result-visually"/>
-    <w:p>
-      <w:pPr>
-        <w:pStyle w:val="Heading3"/>
-      </w:pPr>
-      <w:r>
-        <w:t xml:space="preserve">Interpret the Result Visually</w:t>
-      </w:r>
-    </w:p>
-    <w:p>
-      <w:pPr>
-        <w:pStyle w:val="FirstParagraph"/>
-      </w:pPr>
-      <w:r>
-        <w:t xml:space="preserve">The final plots are not just illustrations. They help the reader connect the method’s internal output with the original series, making it easier to see why a point, range, motif, or symbolic pattern was emphasized and whether that emphasis is coherent with the stated objective of the example.</w:t>
+        <w:t xml:space="preserve">This first visual pass establishes what the method should react to in the raw series. Keep the method summary in mind here, because changeFinder with ETS: ChangeFinder with ETS models residual deviations and applies a second-stage smoothing/thresholding to highlight structural changes and the plot tells you whether that structure is clean, weak, local, repeated, or mixed with other effects.</w:t>
       </w:r>
     </w:p>
     <w:p>
@@ -534,18 +478,18 @@
           <wp:inline>
             <wp:extent cx="4620126" cy="3696101"/>
             <wp:effectExtent b="0" l="0" r="0" t="0"/>
-            <wp:docPr descr="" title="" id="26" name="Picture"/>
+            <wp:docPr descr="" title="" id="24" name="Picture"/>
             <a:graphic>
               <a:graphicData uri="http://schemas.openxmlformats.org/drawingml/2006/picture">
                 <pic:pic>
                   <pic:nvPicPr>
-                    <pic:cNvPr descr="/home/gpca/harbinger/examples/change_point/doc/08-changefinder-hcp_cf_ets_files/figure-docx/unnamed-chunk-5-1.png" id="27" name="Picture"/>
+                    <pic:cNvPr descr="/home/gpca/harbinger/examples/change_point/doc/08-changefinder-hcp_cf_ets_files/figure-docx/unnamed-chunk-5-1.png" id="25" name="Picture"/>
                     <pic:cNvPicPr>
                       <a:picLocks noChangeArrowheads="1" noChangeAspect="1"/>
                     </pic:cNvPicPr>
                   </pic:nvPicPr>
                   <pic:blipFill>
-                    <a:blip r:embed="rId25"/>
+                    <a:blip r:embed="rId23"/>
                     <a:stretch>
                       <a:fillRect/>
                     </a:stretch>
@@ -572,14 +516,342 @@
         </w:drawing>
       </w:r>
     </w:p>
+    <w:bookmarkEnd w:id="26"/>
+    <w:bookmarkStart w:id="27" w:name="configure-the-method"/>
+    <w:p>
+      <w:pPr>
+        <w:pStyle w:val="Heading3"/>
+      </w:pPr>
+      <w:r>
+        <w:t xml:space="preserve">Configure the Method</w:t>
+      </w:r>
+    </w:p>
+    <w:p>
+      <w:pPr>
+        <w:pStyle w:val="FirstParagraph"/>
+      </w:pPr>
+      <w:r>
+        <w:t xml:space="preserve">The choices below turn the central modeling idea into concrete parameters. They matter because changeFinder with ETS: ChangeFinder with ETS models residual deviations and applies a second-stage smoothing/thresholding to highlight structural changes, so each argument controls how strongly the method will emphasize that pattern when it later produces change-point candidates.</w:t>
+      </w:r>
+    </w:p>
+    <w:p>
+      <w:pPr>
+        <w:pStyle w:val="SourceCode"/>
+      </w:pPr>
+      <w:r>
+        <w:rPr>
+          <w:rStyle w:val="CommentTok"/>
+        </w:rPr>
+        <w:t xml:space="preserve"># Configure ChangeFinder-ETS</w:t>
+      </w:r>
+      <w:r>
+        <w:br/>
+      </w:r>
+      <w:r>
+        <w:rPr>
+          <w:rStyle w:val="NormalTok"/>
+        </w:rPr>
+        <w:t xml:space="preserve">model </w:t>
+      </w:r>
+      <w:r>
+        <w:rPr>
+          <w:rStyle w:val="OtherTok"/>
+        </w:rPr>
+        <w:t xml:space="preserve">&lt;-</w:t>
+      </w:r>
+      <w:r>
+        <w:rPr>
+          <w:rStyle w:val="NormalTok"/>
+        </w:rPr>
+        <w:t xml:space="preserve"> </w:t>
+      </w:r>
+      <w:r>
+        <w:rPr>
+          <w:rStyle w:val="FunctionTok"/>
+        </w:rPr>
+        <w:t xml:space="preserve">hcp_cf_ets</w:t>
+      </w:r>
+      <w:r>
+        <w:rPr>
+          <w:rStyle w:val="NormalTok"/>
+        </w:rPr>
+        <w:t xml:space="preserve">(</w:t>
+      </w:r>
+      <w:r>
+        <w:rPr>
+          <w:rStyle w:val="AttributeTok"/>
+        </w:rPr>
+        <w:t xml:space="preserve">sw_size =</w:t>
+      </w:r>
+      <w:r>
+        <w:rPr>
+          <w:rStyle w:val="NormalTok"/>
+        </w:rPr>
+        <w:t xml:space="preserve"> </w:t>
+      </w:r>
+      <w:r>
+        <w:rPr>
+          <w:rStyle w:val="DecValTok"/>
+        </w:rPr>
+        <w:t xml:space="preserve">10</w:t>
+      </w:r>
+      <w:r>
+        <w:rPr>
+          <w:rStyle w:val="NormalTok"/>
+        </w:rPr>
+        <w:t xml:space="preserve">)</w:t>
+      </w:r>
+    </w:p>
+    <w:p>
+      <w:pPr>
+        <w:pStyle w:val="SourceCode"/>
+      </w:pPr>
+      <w:r>
+        <w:rPr>
+          <w:rStyle w:val="CommentTok"/>
+        </w:rPr>
+        <w:t xml:space="preserve"># Fit the detector</w:t>
+      </w:r>
+      <w:r>
+        <w:br/>
+      </w:r>
+      <w:r>
+        <w:rPr>
+          <w:rStyle w:val="NormalTok"/>
+        </w:rPr>
+        <w:t xml:space="preserve">model </w:t>
+      </w:r>
+      <w:r>
+        <w:rPr>
+          <w:rStyle w:val="OtherTok"/>
+        </w:rPr>
+        <w:t xml:space="preserve">&lt;-</w:t>
+      </w:r>
+      <w:r>
+        <w:rPr>
+          <w:rStyle w:val="NormalTok"/>
+        </w:rPr>
+        <w:t xml:space="preserve"> </w:t>
+      </w:r>
+      <w:r>
+        <w:rPr>
+          <w:rStyle w:val="FunctionTok"/>
+        </w:rPr>
+        <w:t xml:space="preserve">fit</w:t>
+      </w:r>
+      <w:r>
+        <w:rPr>
+          <w:rStyle w:val="NormalTok"/>
+        </w:rPr>
+        <w:t xml:space="preserve">(model, dataset</w:t>
+      </w:r>
+      <w:r>
+        <w:rPr>
+          <w:rStyle w:val="SpecialCharTok"/>
+        </w:rPr>
+        <w:t xml:space="preserve">$</w:t>
+      </w:r>
+      <w:r>
+        <w:rPr>
+          <w:rStyle w:val="NormalTok"/>
+        </w:rPr>
+        <w:t xml:space="preserve">serie)</w:t>
+      </w:r>
+    </w:p>
+    <w:bookmarkEnd w:id="27"/>
+    <w:bookmarkStart w:id="28" w:name="run-the-core-analysis"/>
+    <w:p>
+      <w:pPr>
+        <w:pStyle w:val="Heading3"/>
+      </w:pPr>
+      <w:r>
+        <w:t xml:space="preserve">Run the Core Analysis</w:t>
+      </w:r>
+    </w:p>
+    <w:p>
+      <w:pPr>
+        <w:pStyle w:val="FirstParagraph"/>
+      </w:pPr>
+      <w:r>
+        <w:t xml:space="preserve">This is the moment where the notebook tests its central assumption on actual data. After applying</w:t>
+      </w:r>
+      <w:r>
+        <w:t xml:space="preserve"> </w:t>
+      </w:r>
+      <w:r>
+        <w:rPr>
+          <w:rStyle w:val="VerbatimChar"/>
+        </w:rPr>
+        <w:t xml:space="preserve">harutils()</w:t>
+      </w:r>
+      <w:r>
+        <w:t xml:space="preserve">, the important question is whether the resulting change-point candidates really correspond to the pattern implied by the method description above, rather than to arbitrary numerical variation.</w:t>
+      </w:r>
+    </w:p>
+    <w:p>
+      <w:pPr>
+        <w:pStyle w:val="SourceCode"/>
+      </w:pPr>
+      <w:r>
+        <w:rPr>
+          <w:rStyle w:val="CommentTok"/>
+        </w:rPr>
+        <w:t xml:space="preserve"># Run detection</w:t>
+      </w:r>
+      <w:r>
+        <w:br/>
+      </w:r>
+      <w:r>
+        <w:rPr>
+          <w:rStyle w:val="NormalTok"/>
+        </w:rPr>
+        <w:t xml:space="preserve">detection </w:t>
+      </w:r>
+      <w:r>
+        <w:rPr>
+          <w:rStyle w:val="OtherTok"/>
+        </w:rPr>
+        <w:t xml:space="preserve">&lt;-</w:t>
+      </w:r>
+      <w:r>
+        <w:rPr>
+          <w:rStyle w:val="NormalTok"/>
+        </w:rPr>
+        <w:t xml:space="preserve"> </w:t>
+      </w:r>
+      <w:r>
+        <w:rPr>
+          <w:rStyle w:val="FunctionTok"/>
+        </w:rPr>
+        <w:t xml:space="preserve">detect</w:t>
+      </w:r>
+      <w:r>
+        <w:rPr>
+          <w:rStyle w:val="NormalTok"/>
+        </w:rPr>
+        <w:t xml:space="preserve">(model, dataset</w:t>
+      </w:r>
+      <w:r>
+        <w:rPr>
+          <w:rStyle w:val="SpecialCharTok"/>
+        </w:rPr>
+        <w:t xml:space="preserve">$</w:t>
+      </w:r>
+      <w:r>
+        <w:rPr>
+          <w:rStyle w:val="NormalTok"/>
+        </w:rPr>
+        <w:t xml:space="preserve">serie)</w:t>
+      </w:r>
+    </w:p>
+    <w:p>
+      <w:pPr>
+        <w:pStyle w:val="SourceCode"/>
+      </w:pPr>
+      <w:r>
+        <w:rPr>
+          <w:rStyle w:val="CommentTok"/>
+        </w:rPr>
+        <w:t xml:space="preserve"># Show detected change points</w:t>
+      </w:r>
+      <w:r>
+        <w:br/>
+      </w:r>
+      <w:r>
+        <w:rPr>
+          <w:rStyle w:val="FunctionTok"/>
+        </w:rPr>
+        <w:t xml:space="preserve">print</w:t>
+      </w:r>
+      <w:r>
+        <w:rPr>
+          <w:rStyle w:val="NormalTok"/>
+        </w:rPr>
+        <w:t xml:space="preserve">(detection </w:t>
+      </w:r>
+      <w:r>
+        <w:rPr>
+          <w:rStyle w:val="SpecialCharTok"/>
+        </w:rPr>
+        <w:t xml:space="preserve">|&gt;</w:t>
+      </w:r>
+      <w:r>
+        <w:rPr>
+          <w:rStyle w:val="NormalTok"/>
+        </w:rPr>
+        <w:t xml:space="preserve"> dplyr</w:t>
+      </w:r>
+      <w:r>
+        <w:rPr>
+          <w:rStyle w:val="SpecialCharTok"/>
+        </w:rPr>
+        <w:t xml:space="preserve">::</w:t>
+      </w:r>
+      <w:r>
+        <w:rPr>
+          <w:rStyle w:val="FunctionTok"/>
+        </w:rPr>
+        <w:t xml:space="preserve">filter</w:t>
+      </w:r>
+      <w:r>
+        <w:rPr>
+          <w:rStyle w:val="NormalTok"/>
+        </w:rPr>
+        <w:t xml:space="preserve">(event </w:t>
+      </w:r>
+      <w:r>
+        <w:rPr>
+          <w:rStyle w:val="SpecialCharTok"/>
+        </w:rPr>
+        <w:t xml:space="preserve">==</w:t>
+      </w:r>
+      <w:r>
+        <w:rPr>
+          <w:rStyle w:val="NormalTok"/>
+        </w:rPr>
+        <w:t xml:space="preserve"> </w:t>
+      </w:r>
+      <w:r>
+        <w:rPr>
+          <w:rStyle w:val="ConstantTok"/>
+        </w:rPr>
+        <w:t xml:space="preserve">TRUE</w:t>
+      </w:r>
+      <w:r>
+        <w:rPr>
+          <w:rStyle w:val="NormalTok"/>
+        </w:rPr>
+        <w:t xml:space="preserve">))</w:t>
+      </w:r>
+    </w:p>
+    <w:p>
+      <w:pPr>
+        <w:pStyle w:val="SourceCode"/>
+      </w:pPr>
+      <w:r>
+        <w:rPr>
+          <w:rStyle w:val="VerbatimChar"/>
+        </w:rPr>
+        <w:t xml:space="preserve">##   idx event    type</w:t>
+      </w:r>
+      <w:r>
+        <w:br/>
+      </w:r>
+      <w:r>
+        <w:rPr>
+          <w:rStyle w:val="VerbatimChar"/>
+        </w:rPr>
+        <w:t xml:space="preserve">## 1  51  TRUE anomaly</w:t>
+      </w:r>
+    </w:p>
     <w:bookmarkEnd w:id="28"/>
-    <w:bookmarkStart w:id="29" w:name="configure-the-method"/>
+    <w:bookmarkStart w:id="29" w:name="evaluate-what-was-found"/>
     <w:p>
       <w:pPr>
         <w:pStyle w:val="Heading3"/>
       </w:pPr>
       <w:r>
-        <w:t xml:space="preserve">Configure the Method</w:t>
+        <w:t xml:space="preserve">Evaluate What Was Found</w:t>
       </w:r>
     </w:p>
     <w:p>
@@ -587,7 +859,22 @@
         <w:pStyle w:val="FirstParagraph"/>
       </w:pPr>
       <w:r>
-        <w:t xml:space="preserve">The next step is to instantiate the method and, when necessary, fit it to the selected series. This is where the notebook makes its analytical choice explicit: the parameters chosen here determine what kind of pattern the detector or transformer will become sensitive to and how the later outputs should be interpreted.</w:t>
+        <w:t xml:space="preserve">The evaluation asks whether the change-point candidates produced by</w:t>
+      </w:r>
+      <w:r>
+        <w:t xml:space="preserve"> </w:t>
+      </w:r>
+      <w:r>
+        <w:rPr>
+          <w:rStyle w:val="VerbatimChar"/>
+        </w:rPr>
+        <w:t xml:space="preserve">harutils()</w:t>
+      </w:r>
+      <w:r>
+        <w:t xml:space="preserve"> </w:t>
+      </w:r>
+      <w:r>
+        <w:t xml:space="preserve">match the labeled structure on this dataset. Read the scores as evidence about the method’s assumptions in practice, not as detached summary numbers.</w:t>
       </w:r>
     </w:p>
     <w:p>
@@ -598,7 +885,7 @@
         <w:rPr>
           <w:rStyle w:val="CommentTok"/>
         </w:rPr>
-        <w:t xml:space="preserve"># Configure ChangeFinder-ETS</w:t>
+        <w:t xml:space="preserve"># Evaluate detections against labels</w:t>
       </w:r>
       <w:r>
         <w:br/>
@@ -607,7 +894,7 @@
         <w:rPr>
           <w:rStyle w:val="NormalTok"/>
         </w:rPr>
-        <w:t xml:space="preserve">model </w:t>
+        <w:t xml:space="preserve">evaluation </w:t>
       </w:r>
       <w:r>
         <w:rPr>
@@ -625,37 +912,64 @@
         <w:rPr>
           <w:rStyle w:val="FunctionTok"/>
         </w:rPr>
-        <w:t xml:space="preserve">hcp_cf_ets</w:t>
-      </w:r>
-      <w:r>
-        <w:rPr>
-          <w:rStyle w:val="NormalTok"/>
-        </w:rPr>
-        <w:t xml:space="preserve">(</w:t>
-      </w:r>
-      <w:r>
-        <w:rPr>
-          <w:rStyle w:val="AttributeTok"/>
-        </w:rPr>
-        <w:t xml:space="preserve">sw_size =</w:t>
-      </w:r>
-      <w:r>
-        <w:rPr>
-          <w:rStyle w:val="NormalTok"/>
-        </w:rPr>
-        <w:t xml:space="preserve"> </w:t>
-      </w:r>
-      <w:r>
-        <w:rPr>
-          <w:rStyle w:val="DecValTok"/>
-        </w:rPr>
-        <w:t xml:space="preserve">10</w:t>
-      </w:r>
-      <w:r>
-        <w:rPr>
-          <w:rStyle w:val="NormalTok"/>
-        </w:rPr>
-        <w:t xml:space="preserve">)</w:t>
+        <w:t xml:space="preserve">evaluate</w:t>
+      </w:r>
+      <w:r>
+        <w:rPr>
+          <w:rStyle w:val="NormalTok"/>
+        </w:rPr>
+        <w:t xml:space="preserve">(model, detection</w:t>
+      </w:r>
+      <w:r>
+        <w:rPr>
+          <w:rStyle w:val="SpecialCharTok"/>
+        </w:rPr>
+        <w:t xml:space="preserve">$</w:t>
+      </w:r>
+      <w:r>
+        <w:rPr>
+          <w:rStyle w:val="NormalTok"/>
+        </w:rPr>
+        <w:t xml:space="preserve">event, dataset</w:t>
+      </w:r>
+      <w:r>
+        <w:rPr>
+          <w:rStyle w:val="SpecialCharTok"/>
+        </w:rPr>
+        <w:t xml:space="preserve">$</w:t>
+      </w:r>
+      <w:r>
+        <w:rPr>
+          <w:rStyle w:val="NormalTok"/>
+        </w:rPr>
+        <w:t xml:space="preserve">event)</w:t>
+      </w:r>
+      <w:r>
+        <w:br/>
+      </w:r>
+      <w:r>
+        <w:rPr>
+          <w:rStyle w:val="FunctionTok"/>
+        </w:rPr>
+        <w:t xml:space="preserve">print</w:t>
+      </w:r>
+      <w:r>
+        <w:rPr>
+          <w:rStyle w:val="NormalTok"/>
+        </w:rPr>
+        <w:t xml:space="preserve">(evaluation</w:t>
+      </w:r>
+      <w:r>
+        <w:rPr>
+          <w:rStyle w:val="SpecialCharTok"/>
+        </w:rPr>
+        <w:t xml:space="preserve">$</w:t>
+      </w:r>
+      <w:r>
+        <w:rPr>
+          <w:rStyle w:val="NormalTok"/>
+        </w:rPr>
+        <w:t xml:space="preserve">confMatrix)</w:t>
       </w:r>
     </w:p>
     <w:p>
@@ -664,64 +978,46 @@
       </w:pPr>
       <w:r>
         <w:rPr>
-          <w:rStyle w:val="CommentTok"/>
-        </w:rPr>
-        <w:t xml:space="preserve"># Fit the detector</w:t>
+          <w:rStyle w:val="VerbatimChar"/>
+        </w:rPr>
+        <w:t xml:space="preserve">##           event      </w:t>
       </w:r>
       <w:r>
         <w:br/>
       </w:r>
       <w:r>
         <w:rPr>
-          <w:rStyle w:val="NormalTok"/>
-        </w:rPr>
-        <w:t xml:space="preserve">model </w:t>
-      </w:r>
-      <w:r>
-        <w:rPr>
-          <w:rStyle w:val="OtherTok"/>
-        </w:rPr>
-        <w:t xml:space="preserve">&lt;-</w:t>
-      </w:r>
-      <w:r>
-        <w:rPr>
-          <w:rStyle w:val="NormalTok"/>
-        </w:rPr>
-        <w:t xml:space="preserve"> </w:t>
-      </w:r>
-      <w:r>
-        <w:rPr>
-          <w:rStyle w:val="FunctionTok"/>
-        </w:rPr>
-        <w:t xml:space="preserve">fit</w:t>
-      </w:r>
-      <w:r>
-        <w:rPr>
-          <w:rStyle w:val="NormalTok"/>
-        </w:rPr>
-        <w:t xml:space="preserve">(model, dataset</w:t>
-      </w:r>
-      <w:r>
-        <w:rPr>
-          <w:rStyle w:val="SpecialCharTok"/>
-        </w:rPr>
-        <w:t xml:space="preserve">$</w:t>
-      </w:r>
-      <w:r>
-        <w:rPr>
-          <w:rStyle w:val="NormalTok"/>
-        </w:rPr>
-        <w:t xml:space="preserve">serie)</w:t>
+          <w:rStyle w:val="VerbatimChar"/>
+        </w:rPr>
+        <w:t xml:space="preserve">## detection TRUE  FALSE</w:t>
+      </w:r>
+      <w:r>
+        <w:br/>
+      </w:r>
+      <w:r>
+        <w:rPr>
+          <w:rStyle w:val="VerbatimChar"/>
+        </w:rPr>
+        <w:t xml:space="preserve">## TRUE      0     1    </w:t>
+      </w:r>
+      <w:r>
+        <w:br/>
+      </w:r>
+      <w:r>
+        <w:rPr>
+          <w:rStyle w:val="VerbatimChar"/>
+        </w:rPr>
+        <w:t xml:space="preserve">## FALSE     1     99</w:t>
       </w:r>
     </w:p>
     <w:bookmarkEnd w:id="29"/>
-    <w:bookmarkStart w:id="30" w:name="run-the-core-analysis"/>
+    <w:bookmarkStart w:id="36" w:name="interpret-the-result-visually-1"/>
     <w:p>
       <w:pPr>
         <w:pStyle w:val="Heading3"/>
       </w:pPr>
       <w:r>
-        <w:t xml:space="preserve">Run the Core Analysis</w:t>
+        <w:t xml:space="preserve">Interpret the Result Visually</w:t>
       </w:r>
     </w:p>
     <w:p>
@@ -729,332 +1025,7 @@
         <w:pStyle w:val="FirstParagraph"/>
       </w:pPr>
       <w:r>
-        <w:t xml:space="preserve">With the environment and the method ready, we execute the central analytical step and inspect its immediate output. This is the point where the abstract idea described earlier becomes operational, so the reader should pay attention to what is produced and how Harbinger standardizes the result.</w:t>
-      </w:r>
-    </w:p>
-    <w:p>
-      <w:pPr>
-        <w:pStyle w:val="SourceCode"/>
-      </w:pPr>
-      <w:r>
-        <w:rPr>
-          <w:rStyle w:val="CommentTok"/>
-        </w:rPr>
-        <w:t xml:space="preserve"># Run detection</w:t>
-      </w:r>
-      <w:r>
-        <w:br/>
-      </w:r>
-      <w:r>
-        <w:rPr>
-          <w:rStyle w:val="NormalTok"/>
-        </w:rPr>
-        <w:t xml:space="preserve">detection </w:t>
-      </w:r>
-      <w:r>
-        <w:rPr>
-          <w:rStyle w:val="OtherTok"/>
-        </w:rPr>
-        <w:t xml:space="preserve">&lt;-</w:t>
-      </w:r>
-      <w:r>
-        <w:rPr>
-          <w:rStyle w:val="NormalTok"/>
-        </w:rPr>
-        <w:t xml:space="preserve"> </w:t>
-      </w:r>
-      <w:r>
-        <w:rPr>
-          <w:rStyle w:val="FunctionTok"/>
-        </w:rPr>
-        <w:t xml:space="preserve">detect</w:t>
-      </w:r>
-      <w:r>
-        <w:rPr>
-          <w:rStyle w:val="NormalTok"/>
-        </w:rPr>
-        <w:t xml:space="preserve">(model, dataset</w:t>
-      </w:r>
-      <w:r>
-        <w:rPr>
-          <w:rStyle w:val="SpecialCharTok"/>
-        </w:rPr>
-        <w:t xml:space="preserve">$</w:t>
-      </w:r>
-      <w:r>
-        <w:rPr>
-          <w:rStyle w:val="NormalTok"/>
-        </w:rPr>
-        <w:t xml:space="preserve">serie)</w:t>
-      </w:r>
-    </w:p>
-    <w:p>
-      <w:pPr>
-        <w:pStyle w:val="SourceCode"/>
-      </w:pPr>
-      <w:r>
-        <w:rPr>
-          <w:rStyle w:val="CommentTok"/>
-        </w:rPr>
-        <w:t xml:space="preserve"># Show detected change points</w:t>
-      </w:r>
-      <w:r>
-        <w:br/>
-      </w:r>
-      <w:r>
-        <w:rPr>
-          <w:rStyle w:val="FunctionTok"/>
-        </w:rPr>
-        <w:t xml:space="preserve">print</w:t>
-      </w:r>
-      <w:r>
-        <w:rPr>
-          <w:rStyle w:val="NormalTok"/>
-        </w:rPr>
-        <w:t xml:space="preserve">(detection </w:t>
-      </w:r>
-      <w:r>
-        <w:rPr>
-          <w:rStyle w:val="SpecialCharTok"/>
-        </w:rPr>
-        <w:t xml:space="preserve">|&gt;</w:t>
-      </w:r>
-      <w:r>
-        <w:rPr>
-          <w:rStyle w:val="NormalTok"/>
-        </w:rPr>
-        <w:t xml:space="preserve"> dplyr</w:t>
-      </w:r>
-      <w:r>
-        <w:rPr>
-          <w:rStyle w:val="SpecialCharTok"/>
-        </w:rPr>
-        <w:t xml:space="preserve">::</w:t>
-      </w:r>
-      <w:r>
-        <w:rPr>
-          <w:rStyle w:val="FunctionTok"/>
-        </w:rPr>
-        <w:t xml:space="preserve">filter</w:t>
-      </w:r>
-      <w:r>
-        <w:rPr>
-          <w:rStyle w:val="NormalTok"/>
-        </w:rPr>
-        <w:t xml:space="preserve">(event </w:t>
-      </w:r>
-      <w:r>
-        <w:rPr>
-          <w:rStyle w:val="SpecialCharTok"/>
-        </w:rPr>
-        <w:t xml:space="preserve">==</w:t>
-      </w:r>
-      <w:r>
-        <w:rPr>
-          <w:rStyle w:val="NormalTok"/>
-        </w:rPr>
-        <w:t xml:space="preserve"> </w:t>
-      </w:r>
-      <w:r>
-        <w:rPr>
-          <w:rStyle w:val="ConstantTok"/>
-        </w:rPr>
-        <w:t xml:space="preserve">TRUE</w:t>
-      </w:r>
-      <w:r>
-        <w:rPr>
-          <w:rStyle w:val="NormalTok"/>
-        </w:rPr>
-        <w:t xml:space="preserve">))</w:t>
-      </w:r>
-    </w:p>
-    <w:p>
-      <w:pPr>
-        <w:pStyle w:val="SourceCode"/>
-      </w:pPr>
-      <w:r>
-        <w:rPr>
-          <w:rStyle w:val="VerbatimChar"/>
-        </w:rPr>
-        <w:t xml:space="preserve">##   idx event    type</w:t>
-      </w:r>
-      <w:r>
-        <w:br/>
-      </w:r>
-      <w:r>
-        <w:rPr>
-          <w:rStyle w:val="VerbatimChar"/>
-        </w:rPr>
-        <w:t xml:space="preserve">## 1  51  TRUE anomaly</w:t>
-      </w:r>
-    </w:p>
-    <w:bookmarkEnd w:id="30"/>
-    <w:bookmarkStart w:id="31" w:name="evaluate-what-was-found"/>
-    <w:p>
-      <w:pPr>
-        <w:pStyle w:val="Heading3"/>
-      </w:pPr>
-      <w:r>
-        <w:t xml:space="preserve">Evaluate What Was Found</w:t>
-      </w:r>
-    </w:p>
-    <w:p>
-      <w:pPr>
-        <w:pStyle w:val="FirstParagraph"/>
-      </w:pPr>
-      <w:r>
-        <w:t xml:space="preserve">After producing detections or transformed outputs, we compare them with the reference labels whenever they are available. This stage matters because it connects the visual intuition of the method with an explicit measurement of quality, helping the learner understand not only whether the method runs, but how well it behaves.</w:t>
-      </w:r>
-    </w:p>
-    <w:p>
-      <w:pPr>
-        <w:pStyle w:val="SourceCode"/>
-      </w:pPr>
-      <w:r>
-        <w:rPr>
-          <w:rStyle w:val="CommentTok"/>
-        </w:rPr>
-        <w:t xml:space="preserve"># Evaluate detections against labels</w:t>
-      </w:r>
-      <w:r>
-        <w:br/>
-      </w:r>
-      <w:r>
-        <w:rPr>
-          <w:rStyle w:val="NormalTok"/>
-        </w:rPr>
-        <w:t xml:space="preserve">evaluation </w:t>
-      </w:r>
-      <w:r>
-        <w:rPr>
-          <w:rStyle w:val="OtherTok"/>
-        </w:rPr>
-        <w:t xml:space="preserve">&lt;-</w:t>
-      </w:r>
-      <w:r>
-        <w:rPr>
-          <w:rStyle w:val="NormalTok"/>
-        </w:rPr>
-        <w:t xml:space="preserve"> </w:t>
-      </w:r>
-      <w:r>
-        <w:rPr>
-          <w:rStyle w:val="FunctionTok"/>
-        </w:rPr>
-        <w:t xml:space="preserve">evaluate</w:t>
-      </w:r>
-      <w:r>
-        <w:rPr>
-          <w:rStyle w:val="NormalTok"/>
-        </w:rPr>
-        <w:t xml:space="preserve">(model, detection</w:t>
-      </w:r>
-      <w:r>
-        <w:rPr>
-          <w:rStyle w:val="SpecialCharTok"/>
-        </w:rPr>
-        <w:t xml:space="preserve">$</w:t>
-      </w:r>
-      <w:r>
-        <w:rPr>
-          <w:rStyle w:val="NormalTok"/>
-        </w:rPr>
-        <w:t xml:space="preserve">event, dataset</w:t>
-      </w:r>
-      <w:r>
-        <w:rPr>
-          <w:rStyle w:val="SpecialCharTok"/>
-        </w:rPr>
-        <w:t xml:space="preserve">$</w:t>
-      </w:r>
-      <w:r>
-        <w:rPr>
-          <w:rStyle w:val="NormalTok"/>
-        </w:rPr>
-        <w:t xml:space="preserve">event)</w:t>
-      </w:r>
-      <w:r>
-        <w:br/>
-      </w:r>
-      <w:r>
-        <w:rPr>
-          <w:rStyle w:val="FunctionTok"/>
-        </w:rPr>
-        <w:t xml:space="preserve">print</w:t>
-      </w:r>
-      <w:r>
-        <w:rPr>
-          <w:rStyle w:val="NormalTok"/>
-        </w:rPr>
-        <w:t xml:space="preserve">(evaluation</w:t>
-      </w:r>
-      <w:r>
-        <w:rPr>
-          <w:rStyle w:val="SpecialCharTok"/>
-        </w:rPr>
-        <w:t xml:space="preserve">$</w:t>
-      </w:r>
-      <w:r>
-        <w:rPr>
-          <w:rStyle w:val="NormalTok"/>
-        </w:rPr>
-        <w:t xml:space="preserve">confMatrix)</w:t>
-      </w:r>
-    </w:p>
-    <w:p>
-      <w:pPr>
-        <w:pStyle w:val="SourceCode"/>
-      </w:pPr>
-      <w:r>
-        <w:rPr>
-          <w:rStyle w:val="VerbatimChar"/>
-        </w:rPr>
-        <w:t xml:space="preserve">##           event      </w:t>
-      </w:r>
-      <w:r>
-        <w:br/>
-      </w:r>
-      <w:r>
-        <w:rPr>
-          <w:rStyle w:val="VerbatimChar"/>
-        </w:rPr>
-        <w:t xml:space="preserve">## detection TRUE  FALSE</w:t>
-      </w:r>
-      <w:r>
-        <w:br/>
-      </w:r>
-      <w:r>
-        <w:rPr>
-          <w:rStyle w:val="VerbatimChar"/>
-        </w:rPr>
-        <w:t xml:space="preserve">## TRUE      0     1    </w:t>
-      </w:r>
-      <w:r>
-        <w:br/>
-      </w:r>
-      <w:r>
-        <w:rPr>
-          <w:rStyle w:val="VerbatimChar"/>
-        </w:rPr>
-        <w:t xml:space="preserve">## FALSE     1     99</w:t>
-      </w:r>
-    </w:p>
-    <w:bookmarkEnd w:id="31"/>
-    <w:bookmarkStart w:id="38" w:name="interpret-the-result-visually-1"/>
-    <w:p>
-      <w:pPr>
-        <w:pStyle w:val="Heading3"/>
-      </w:pPr>
-      <w:r>
-        <w:t xml:space="preserve">Interpret the Result Visually</w:t>
-      </w:r>
-    </w:p>
-    <w:p>
-      <w:pPr>
-        <w:pStyle w:val="FirstParagraph"/>
-      </w:pPr>
-      <w:r>
-        <w:t xml:space="preserve">The final plots are not just illustrations. They help the reader connect the method’s internal output with the original series, making it easier to see why a point, range, motif, or symbolic pattern was emphasized and whether that emphasis is coherent with the stated objective of the example.</w:t>
+        <w:t xml:space="preserve">This visual check puts the model output back on top of the original signal. What matters now is whether the highlighted change-point candidates line up with the structure suggested by the method, which is the real semantic test of whether the example is teaching the right lesson.</w:t>
       </w:r>
     </w:p>
     <w:p>
@@ -1116,18 +1087,18 @@
           <wp:inline>
             <wp:extent cx="4620126" cy="3696101"/>
             <wp:effectExtent b="0" l="0" r="0" t="0"/>
-            <wp:docPr descr="" title="" id="33" name="Picture"/>
+            <wp:docPr descr="" title="" id="31" name="Picture"/>
             <a:graphic>
               <a:graphicData uri="http://schemas.openxmlformats.org/drawingml/2006/picture">
                 <pic:pic>
                   <pic:nvPicPr>
-                    <pic:cNvPr descr="/home/gpca/harbinger/examples/change_point/doc/08-changefinder-hcp_cf_ets_files/figure-docx/unnamed-chunk-11-1.png" id="34" name="Picture"/>
+                    <pic:cNvPr descr="/home/gpca/harbinger/examples/change_point/doc/08-changefinder-hcp_cf_ets_files/figure-docx/unnamed-chunk-11-1.png" id="32" name="Picture"/>
                     <pic:cNvPicPr>
                       <a:picLocks noChangeArrowheads="1" noChangeAspect="1"/>
                     </pic:cNvPicPr>
                   </pic:nvPicPr>
                   <pic:blipFill>
-                    <a:blip r:embed="rId32"/>
+                    <a:blip r:embed="rId30"/>
                     <a:stretch>
                       <a:fillRect/>
                     </a:stretch>
@@ -1261,18 +1232,18 @@
           <wp:inline>
             <wp:extent cx="4620126" cy="3696101"/>
             <wp:effectExtent b="0" l="0" r="0" t="0"/>
-            <wp:docPr descr="" title="" id="36" name="Picture"/>
+            <wp:docPr descr="" title="" id="34" name="Picture"/>
             <a:graphic>
               <a:graphicData uri="http://schemas.openxmlformats.org/drawingml/2006/picture">
                 <pic:pic>
                   <pic:nvPicPr>
-                    <pic:cNvPr descr="/home/gpca/harbinger/examples/change_point/doc/08-changefinder-hcp_cf_ets_files/figure-docx/unnamed-chunk-12-1.png" id="37" name="Picture"/>
+                    <pic:cNvPr descr="/home/gpca/harbinger/examples/change_point/doc/08-changefinder-hcp_cf_ets_files/figure-docx/unnamed-chunk-12-1.png" id="35" name="Picture"/>
                     <pic:cNvPicPr>
                       <a:picLocks noChangeArrowheads="1" noChangeAspect="1"/>
                     </pic:cNvPicPr>
                   </pic:nvPicPr>
                   <pic:blipFill>
-                    <a:blip r:embed="rId35"/>
+                    <a:blip r:embed="rId33"/>
                     <a:stretch>
                       <a:fillRect/>
                     </a:stretch>
@@ -1299,9 +1270,9 @@
         </w:drawing>
       </w:r>
     </w:p>
-    <w:bookmarkEnd w:id="38"/>
-    <w:bookmarkEnd w:id="39"/>
-    <w:bookmarkStart w:id="41" w:name="references"/>
+    <w:bookmarkEnd w:id="36"/>
+    <w:bookmarkEnd w:id="37"/>
+    <w:bookmarkStart w:id="39" w:name="references"/>
     <w:p>
       <w:pPr>
         <w:pStyle w:val="Heading2"/>
@@ -1324,7 +1295,7 @@
       <w:r>
         <w:t xml:space="preserve"> </w:t>
       </w:r>
-      <w:hyperlink r:id="rId40">
+      <w:hyperlink r:id="rId38">
         <w:r>
           <w:rPr>
             <w:rStyle w:val="Hyperlink"/>
@@ -1333,7 +1304,7 @@
         </w:r>
       </w:hyperlink>
     </w:p>
-    <w:bookmarkEnd w:id="41"/>
+    <w:bookmarkEnd w:id="39"/>
     <w:sectPr>
       <w:footnotePr>
         <w:numRestart w:val="eachSect"/>

--- a/examples/change_point/doc/08-changefinder-hcp_cf_ets.docx
+++ b/examples/change_point/doc/08-changefinder-hcp_cf_ets.docx
@@ -2,7 +2,7 @@
 <file path=word/document.xml><?xml version="1.0" encoding="utf-8"?>
 <w:document xmlns:w="http://schemas.openxmlformats.org/wordprocessingml/2006/main" xmlns:m="http://schemas.openxmlformats.org/officeDocument/2006/math" xmlns:r="http://schemas.openxmlformats.org/officeDocument/2006/relationships" xmlns:o="urn:schemas-microsoft-com:office:office" xmlns:v="urn:schemas-microsoft-com:vml" xmlns:w10="urn:schemas-microsoft-com:office:word" xmlns:a="http://schemas.openxmlformats.org/drawingml/2006/main" xmlns:pic="http://schemas.openxmlformats.org/drawingml/2006/picture" xmlns:wp="http://schemas.openxmlformats.org/drawingml/2006/wordprocessingDrawing">
   <w:body>
-    <w:bookmarkStart w:id="20" w:name="objective"/>
+    <w:bookmarkStart w:id="9" w:name="objective"/>
     <w:p>
       <w:pPr>
         <w:pStyle w:val="Heading2"/>
@@ -67,8 +67,8 @@
         <w:t xml:space="preserve">Inspect detections, evaluate, and plot residuals with thresholds</w:t>
       </w:r>
     </w:p>
-    <w:bookmarkEnd w:id="20"/>
-    <w:bookmarkStart w:id="21" w:name="method-at-a-glance"/>
+    <w:bookmarkEnd w:id="9"/>
+    <w:bookmarkStart w:id="10" w:name="method-at-a-glance"/>
     <w:p>
       <w:pPr>
         <w:pStyle w:val="Heading2"/>
@@ -115,8 +115,8 @@
         <w:t xml:space="preserve">for thresholds.</w:t>
       </w:r>
     </w:p>
-    <w:bookmarkEnd w:id="21"/>
-    <w:bookmarkStart w:id="37" w:name="what-you-will-do"/>
+    <w:bookmarkEnd w:id="10"/>
+    <w:bookmarkStart w:id="26" w:name="what-you-will-do"/>
     <w:p>
       <w:pPr>
         <w:pStyle w:val="Heading2"/>
@@ -161,7 +161,7 @@
         <w:t xml:space="preserve">inspect the evaluation outputs and the diagnostic plots produced by Harbinger</w:t>
       </w:r>
     </w:p>
-    <w:bookmarkStart w:id="22" w:name="prepare-the-example"/>
+    <w:bookmarkStart w:id="11" w:name="prepare-the-example"/>
     <w:p>
       <w:pPr>
         <w:pStyle w:val="Heading3"/>
@@ -401,8 +401,8 @@
         <w:t xml:space="preserve">## 6  1.25 FALSE</w:t>
       </w:r>
     </w:p>
-    <w:bookmarkEnd w:id="22"/>
-    <w:bookmarkStart w:id="26" w:name="interpret-the-result-visually"/>
+    <w:bookmarkEnd w:id="11"/>
+    <w:bookmarkStart w:id="15" w:name="interpret-the-result-visually"/>
     <w:p>
       <w:pPr>
         <w:pStyle w:val="Heading3"/>
@@ -478,18 +478,18 @@
           <wp:inline>
             <wp:extent cx="4620126" cy="3696101"/>
             <wp:effectExtent b="0" l="0" r="0" t="0"/>
-            <wp:docPr descr="" title="" id="24" name="Picture"/>
+            <wp:docPr descr="" title="" id="13" name="Picture"/>
             <a:graphic>
               <a:graphicData uri="http://schemas.openxmlformats.org/drawingml/2006/picture">
                 <pic:pic>
                   <pic:nvPicPr>
-                    <pic:cNvPr descr="/home/gpca/harbinger/examples/change_point/doc/08-changefinder-hcp_cf_ets_files/figure-docx/unnamed-chunk-5-1.png" id="25" name="Picture"/>
+                    <pic:cNvPr descr="C:\Git\dal\harbinger\examples\change_point\doc\08-changefinder-hcp_cf_ets_files/693e41389f8fe8d7187225776a46ef4a27e40c1f.png" id="14" name="Picture"/>
                     <pic:cNvPicPr>
                       <a:picLocks noChangeArrowheads="1" noChangeAspect="1"/>
                     </pic:cNvPicPr>
                   </pic:nvPicPr>
                   <pic:blipFill>
-                    <a:blip r:embed="rId23"/>
+                    <a:blip r:embed="rId12"/>
                     <a:stretch>
                       <a:fillRect/>
                     </a:stretch>
@@ -516,8 +516,8 @@
         </w:drawing>
       </w:r>
     </w:p>
-    <w:bookmarkEnd w:id="26"/>
-    <w:bookmarkStart w:id="27" w:name="configure-the-method"/>
+    <w:bookmarkEnd w:id="15"/>
+    <w:bookmarkStart w:id="16" w:name="configure-the-method"/>
     <w:p>
       <w:pPr>
         <w:pStyle w:val="Heading3"/>
@@ -658,8 +658,8 @@
         <w:t xml:space="preserve">serie)</w:t>
       </w:r>
     </w:p>
-    <w:bookmarkEnd w:id="27"/>
-    <w:bookmarkStart w:id="28" w:name="run-the-core-analysis"/>
+    <w:bookmarkEnd w:id="16"/>
+    <w:bookmarkStart w:id="17" w:name="run-the-core-analysis"/>
     <w:p>
       <w:pPr>
         <w:pStyle w:val="Heading3"/>
@@ -844,8 +844,8 @@
         <w:t xml:space="preserve">## 1  51  TRUE anomaly</w:t>
       </w:r>
     </w:p>
-    <w:bookmarkEnd w:id="28"/>
-    <w:bookmarkStart w:id="29" w:name="evaluate-what-was-found"/>
+    <w:bookmarkEnd w:id="17"/>
+    <w:bookmarkStart w:id="18" w:name="evaluate-what-was-found"/>
     <w:p>
       <w:pPr>
         <w:pStyle w:val="Heading3"/>
@@ -1010,8 +1010,8 @@
         <w:t xml:space="preserve">## FALSE     1     99</w:t>
       </w:r>
     </w:p>
-    <w:bookmarkEnd w:id="29"/>
-    <w:bookmarkStart w:id="36" w:name="interpret-the-result-visually-1"/>
+    <w:bookmarkEnd w:id="18"/>
+    <w:bookmarkStart w:id="25" w:name="interpret-the-result-visually-1"/>
     <w:p>
       <w:pPr>
         <w:pStyle w:val="Heading3"/>
@@ -1087,18 +1087,18 @@
           <wp:inline>
             <wp:extent cx="4620126" cy="3696101"/>
             <wp:effectExtent b="0" l="0" r="0" t="0"/>
-            <wp:docPr descr="" title="" id="31" name="Picture"/>
+            <wp:docPr descr="" title="" id="20" name="Picture"/>
             <a:graphic>
               <a:graphicData uri="http://schemas.openxmlformats.org/drawingml/2006/picture">
                 <pic:pic>
                   <pic:nvPicPr>
-                    <pic:cNvPr descr="/home/gpca/harbinger/examples/change_point/doc/08-changefinder-hcp_cf_ets_files/figure-docx/unnamed-chunk-11-1.png" id="32" name="Picture"/>
+                    <pic:cNvPr descr="C:\Git\dal\harbinger\examples\change_point\doc\08-changefinder-hcp_cf_ets_files/5bf742590fb863a6432559fc60234be08c22e684.png" id="21" name="Picture"/>
                     <pic:cNvPicPr>
                       <a:picLocks noChangeArrowheads="1" noChangeAspect="1"/>
                     </pic:cNvPicPr>
                   </pic:nvPicPr>
                   <pic:blipFill>
-                    <a:blip r:embed="rId30"/>
+                    <a:blip r:embed="rId19"/>
                     <a:stretch>
                       <a:fillRect/>
                     </a:stretch>
@@ -1232,18 +1232,18 @@
           <wp:inline>
             <wp:extent cx="4620126" cy="3696101"/>
             <wp:effectExtent b="0" l="0" r="0" t="0"/>
-            <wp:docPr descr="" title="" id="34" name="Picture"/>
+            <wp:docPr descr="" title="" id="23" name="Picture"/>
             <a:graphic>
               <a:graphicData uri="http://schemas.openxmlformats.org/drawingml/2006/picture">
                 <pic:pic>
                   <pic:nvPicPr>
-                    <pic:cNvPr descr="/home/gpca/harbinger/examples/change_point/doc/08-changefinder-hcp_cf_ets_files/figure-docx/unnamed-chunk-12-1.png" id="35" name="Picture"/>
+                    <pic:cNvPr descr="C:\Git\dal\harbinger\examples\change_point\doc\08-changefinder-hcp_cf_ets_files/23f1e8d3e4eb98a90932f16f10f6ca24de42522d.png" id="24" name="Picture"/>
                     <pic:cNvPicPr>
                       <a:picLocks noChangeArrowheads="1" noChangeAspect="1"/>
                     </pic:cNvPicPr>
                   </pic:nvPicPr>
                   <pic:blipFill>
-                    <a:blip r:embed="rId33"/>
+                    <a:blip r:embed="rId22"/>
                     <a:stretch>
                       <a:fillRect/>
                     </a:stretch>
@@ -1270,9 +1270,9 @@
         </w:drawing>
       </w:r>
     </w:p>
-    <w:bookmarkEnd w:id="36"/>
-    <w:bookmarkEnd w:id="37"/>
-    <w:bookmarkStart w:id="39" w:name="references"/>
+    <w:bookmarkEnd w:id="25"/>
+    <w:bookmarkEnd w:id="26"/>
+    <w:bookmarkStart w:id="28" w:name="references"/>
     <w:p>
       <w:pPr>
         <w:pStyle w:val="Heading2"/>
@@ -1295,7 +1295,7 @@
       <w:r>
         <w:t xml:space="preserve"> </w:t>
       </w:r>
-      <w:hyperlink r:id="rId38">
+      <w:hyperlink r:id="rId27">
         <w:r>
           <w:rPr>
             <w:rStyle w:val="Hyperlink"/>
@@ -1304,7 +1304,7 @@
         </w:r>
       </w:hyperlink>
     </w:p>
-    <w:bookmarkEnd w:id="39"/>
+    <w:bookmarkEnd w:id="28"/>
     <w:sectPr>
       <w:footnotePr>
         <w:numRestart w:val="eachSect"/>
@@ -1538,10 +1538,10 @@
   <w:docDefaults>
     <w:rPrDefault>
       <w:rPr>
-        <w:rFonts w:asciiTheme="minorHAnsi" w:cstheme="minorBidi" w:eastAsiaTheme="minorHAnsi" w:hAnsiTheme="minorHAnsi"/>
+        <w:rFonts w:asciiTheme="minorHAnsi" w:cstheme="minorBidi" w:eastAsiaTheme="minorEastAsia" w:hAnsiTheme="minorHAnsi"/>
         <w:sz w:val="24"/>
         <w:szCs w:val="24"/>
-        <w:lang w:bidi="ar-SA" w:eastAsia="en-US" w:val="en-US"/>
+        <w:lang w:bidi="ar-SA" w:eastAsia="zh-CN" w:val="en-US"/>
       </w:rPr>
     </w:rPrDefault>
     <w:pPrDefault>
@@ -2082,13 +2082,6 @@
       </w:tblCellMar>
     </w:tblPr>
     <w:tblStylePr w:type="firstRow">
-      <w:tblPr>
-        <w:jc w:val="left"/>
-        <w:tblInd w:type="dxa" w:w="0"/>
-      </w:tblPr>
-      <w:trPr>
-        <w:jc w:val="left"/>
-      </w:trPr>
       <w:tcPr>
         <w:tcBorders>
           <w:bottom w:val="single"/>

--- a/examples/change_point/doc/08-changefinder-hcp_cf_ets.docx
+++ b/examples/change_point/doc/08-changefinder-hcp_cf_ets.docx
@@ -16,7 +16,92 @@
         <w:pStyle w:val="FirstParagraph"/>
       </w:pPr>
       <w:r>
-        <w:t xml:space="preserve">ChangeFinder-ETS detects change points by modeling residual deviations with an ETS model and smoothing over a sliding window. We will:</w:t>
+        <w:t xml:space="preserve">This notebook demonstrates change-point detection with a ChangeFinder variant</w:t>
+      </w:r>
+      <w:r>
+        <w:t xml:space="preserve"> </w:t>
+      </w:r>
+      <w:r>
+        <w:t xml:space="preserve">based on ETS (</w:t>
+      </w:r>
+      <w:r>
+        <w:rPr>
+          <w:rStyle w:val="VerbatimChar"/>
+        </w:rPr>
+        <w:t xml:space="preserve">hcp_cf_ets</w:t>
+      </w:r>
+      <w:r>
+        <w:t xml:space="preserve">). The detector scores short-term prediction residuals</w:t>
+      </w:r>
+      <w:r>
+        <w:t xml:space="preserve"> </w:t>
+      </w:r>
+      <w:r>
+        <w:t xml:space="preserve">and flags structural changes when those scores persist.</w:t>
+      </w:r>
+    </w:p>
+    <w:bookmarkEnd w:id="9"/>
+    <w:bookmarkStart w:id="10" w:name="method-at-a-glance"/>
+    <w:p>
+      <w:pPr>
+        <w:pStyle w:val="Heading2"/>
+      </w:pPr>
+      <w:r>
+        <w:t xml:space="preserve">Method at a glance</w:t>
+      </w:r>
+    </w:p>
+    <w:p>
+      <w:pPr>
+        <w:pStyle w:val="FirstParagraph"/>
+      </w:pPr>
+      <w:r>
+        <w:t xml:space="preserve">ChangeFinder with ETS models residual deviations, smooths the score over time,</w:t>
+      </w:r>
+      <w:r>
+        <w:t xml:space="preserve"> </w:t>
+      </w:r>
+      <w:r>
+        <w:t xml:space="preserve">and applies a threshold to highlight structural changes. The ETS component is</w:t>
+      </w:r>
+      <w:r>
+        <w:t xml:space="preserve"> </w:t>
+      </w:r>
+      <w:r>
+        <w:t xml:space="preserve">provided by</w:t>
+      </w:r>
+      <w:r>
+        <w:t xml:space="preserve"> </w:t>
+      </w:r>
+      <w:r>
+        <w:rPr>
+          <w:rStyle w:val="VerbatimChar"/>
+        </w:rPr>
+        <w:t xml:space="preserve">forecast</w:t>
+      </w:r>
+      <w:r>
+        <w:t xml:space="preserve">, and thresholds are handled by</w:t>
+      </w:r>
+      <w:r>
+        <w:t xml:space="preserve"> </w:t>
+      </w:r>
+      <w:r>
+        <w:rPr>
+          <w:rStyle w:val="VerbatimChar"/>
+        </w:rPr>
+        <w:t xml:space="preserve">harutils()</w:t>
+      </w:r>
+      <w:r>
+        <w:t xml:space="preserve">.</w:t>
+      </w:r>
+    </w:p>
+    <w:bookmarkEnd w:id="10"/>
+    <w:bookmarkStart w:id="26" w:name="what-you-will-do"/>
+    <w:p>
+      <w:pPr>
+        <w:pStyle w:val="Heading2"/>
+      </w:pPr>
+      <w:r>
+        <w:t xml:space="preserve">What you will do</w:t>
       </w:r>
     </w:p>
     <w:p>
@@ -28,7 +113,7 @@
         </w:numPr>
       </w:pPr>
       <w:r>
-        <w:t xml:space="preserve">Load and visualize a simple change-point dataset</w:t>
+        <w:t xml:space="preserve">load the example data and inspect the raw series</w:t>
       </w:r>
     </w:p>
     <w:p>
@@ -40,19 +125,7 @@
         </w:numPr>
       </w:pPr>
       <w:r>
-        <w:t xml:space="preserve">Configure the ChangeFinder-ETS detector (</w:t>
-      </w:r>
-      <w:r>
-        <w:rPr>
-          <w:rStyle w:val="VerbatimChar"/>
-        </w:rPr>
-        <w:t xml:space="preserve">sw_size</w:t>
-      </w:r>
-      <w:r>
-        <w:t xml:space="preserve"> </w:t>
-      </w:r>
-      <w:r>
-        <w:t xml:space="preserve">controls smoothing)</w:t>
+        <w:t xml:space="preserve">configure the detector with a sliding window</w:t>
       </w:r>
     </w:p>
     <w:p>
@@ -64,17 +137,16 @@
         </w:numPr>
       </w:pPr>
       <w:r>
-        <w:t xml:space="preserve">Inspect detections, evaluate, and plot residuals with thresholds</w:t>
-      </w:r>
-    </w:p>
-    <w:bookmarkEnd w:id="9"/>
-    <w:bookmarkStart w:id="10" w:name="method-at-a-glance"/>
-    <w:p>
-      <w:pPr>
-        <w:pStyle w:val="Heading2"/>
-      </w:pPr>
-      <w:r>
-        <w:t xml:space="preserve">Method at a glance</w:t>
+        <w:t xml:space="preserve">fit the model, detect change points, evaluate the result, and plot the output</w:t>
+      </w:r>
+    </w:p>
+    <w:bookmarkStart w:id="11" w:name="prepare-the-example"/>
+    <w:p>
+      <w:pPr>
+        <w:pStyle w:val="Heading3"/>
+      </w:pPr>
+      <w:r>
+        <w:t xml:space="preserve">Prepare the Example</w:t>
       </w:r>
     </w:p>
     <w:p>
@@ -82,7 +154,7 @@
         <w:pStyle w:val="FirstParagraph"/>
       </w:pPr>
       <w:r>
-        <w:t xml:space="preserve">ChangeFinder with ETS: ChangeFinder with ETS models residual deviations and applies a second-stage smoothing/thresholding to highlight structural changes. Implementation wraps ETS from</w:t>
+        <w:t xml:space="preserve">This setup anchors the notebook in the specific series used to examine</w:t>
       </w:r>
       <w:r>
         <w:t xml:space="preserve"> </w:t>
@@ -91,103 +163,10 @@
         <w:rPr>
           <w:rStyle w:val="VerbatimChar"/>
         </w:rPr>
-        <w:t xml:space="preserve">forecast</w:t>
-      </w:r>
-      <w:r>
-        <w:t xml:space="preserve"> </w:t>
-      </w:r>
-      <w:r>
-        <w:t xml:space="preserve">and uses</w:t>
-      </w:r>
-      <w:r>
-        <w:t xml:space="preserve"> </w:t>
-      </w:r>
-      <w:r>
-        <w:rPr>
-          <w:rStyle w:val="VerbatimChar"/>
-        </w:rPr>
-        <w:t xml:space="preserve">harutils()</w:t>
-      </w:r>
-      <w:r>
-        <w:t xml:space="preserve"> </w:t>
-      </w:r>
-      <w:r>
-        <w:t xml:space="preserve">for thresholds.</w:t>
-      </w:r>
-    </w:p>
-    <w:bookmarkEnd w:id="10"/>
-    <w:bookmarkStart w:id="26" w:name="what-you-will-do"/>
-    <w:p>
-      <w:pPr>
-        <w:pStyle w:val="Heading2"/>
-      </w:pPr>
-      <w:r>
-        <w:t xml:space="preserve">What you will do</w:t>
-      </w:r>
-    </w:p>
-    <w:p>
-      <w:pPr>
-        <w:pStyle w:val="Compact"/>
-        <w:numPr>
-          <w:ilvl w:val="0"/>
-          <w:numId w:val="1002"/>
-        </w:numPr>
-      </w:pPr>
-      <w:r>
-        <w:t xml:space="preserve">understand the purpose of the example and when the technique is useful</w:t>
-      </w:r>
-    </w:p>
-    <w:p>
-      <w:pPr>
-        <w:pStyle w:val="Compact"/>
-        <w:numPr>
-          <w:ilvl w:val="0"/>
-          <w:numId w:val="1002"/>
-        </w:numPr>
-      </w:pPr>
-      <w:r>
-        <w:t xml:space="preserve">follow the workflow from data loading to model fitting and detection</w:t>
-      </w:r>
-    </w:p>
-    <w:p>
-      <w:pPr>
-        <w:pStyle w:val="Compact"/>
-        <w:numPr>
-          <w:ilvl w:val="0"/>
-          <w:numId w:val="1002"/>
-        </w:numPr>
-      </w:pPr>
-      <w:r>
-        <w:t xml:space="preserve">inspect the evaluation outputs and the diagnostic plots produced by Harbinger</w:t>
-      </w:r>
-    </w:p>
-    <w:bookmarkStart w:id="11" w:name="prepare-the-example"/>
-    <w:p>
-      <w:pPr>
-        <w:pStyle w:val="Heading3"/>
-      </w:pPr>
-      <w:r>
-        <w:t xml:space="preserve">Prepare the Example</w:t>
-      </w:r>
-    </w:p>
-    <w:p>
-      <w:pPr>
-        <w:pStyle w:val="FirstParagraph"/>
-      </w:pPr>
-      <w:r>
-        <w:t xml:space="preserve">This setup anchors the notebook in the specific series used to examine</w:t>
-      </w:r>
-      <w:r>
-        <w:t xml:space="preserve"> </w:t>
-      </w:r>
-      <w:r>
-        <w:rPr>
-          <w:rStyle w:val="VerbatimChar"/>
-        </w:rPr>
-        <w:t xml:space="preserve">harutils()</w:t>
-      </w:r>
-      <w:r>
-        <w:t xml:space="preserve">. The semantic point is the one stated above: changeFinder with ETS: ChangeFinder with ETS models residual deviations and applies a second-stage smoothing/thresholding to highlight structural changes, so the raw signal needs to be visible before any fitting step hides that structure behind model output.</w:t>
+        <w:t xml:space="preserve">hcp_cf_ets</w:t>
+      </w:r>
+      <w:r>
+        <w:t xml:space="preserve">. The key idea is that the detector works on residual deviations, so the raw signal should be visible before any fitting step hides that structure behind model output.</w:t>
       </w:r>
     </w:p>
     <w:p>
@@ -416,7 +395,7 @@
         <w:pStyle w:val="FirstParagraph"/>
       </w:pPr>
       <w:r>
-        <w:t xml:space="preserve">This first visual pass establishes what the method should react to in the raw series. Keep the method summary in mind here, because changeFinder with ETS: ChangeFinder with ETS models residual deviations and applies a second-stage smoothing/thresholding to highlight structural changes and the plot tells you whether that structure is clean, weak, local, repeated, or mixed with other effects.</w:t>
+        <w:t xml:space="preserve">This first visual pass establishes what the method should react to in the raw series. Keep the method summary in mind here, because the plot reveals whether the signal contains clean, weak, local, repeated, or mixed structural changes.</w:t>
       </w:r>
     </w:p>
     <w:p>
@@ -531,7 +510,7 @@
         <w:pStyle w:val="FirstParagraph"/>
       </w:pPr>
       <w:r>
-        <w:t xml:space="preserve">The choices below turn the central modeling idea into concrete parameters. They matter because changeFinder with ETS: ChangeFinder with ETS models residual deviations and applies a second-stage smoothing/thresholding to highlight structural changes, so each argument controls how strongly the method will emphasize that pattern when it later produces change-point candidates.</w:t>
+        <w:t xml:space="preserve">The choices below turn the central modeling idea into concrete parameters. Each argument controls how strongly the method emphasizes residual shifts when it produces change-point candidates.</w:t>
       </w:r>
     </w:p>
     <w:p>
@@ -542,7 +521,7 @@
         <w:rPr>
           <w:rStyle w:val="CommentTok"/>
         </w:rPr>
-        <w:t xml:space="preserve"># Configure ChangeFinder-ETS</w:t>
+        <w:t xml:space="preserve"># Configure the ChangeFinder-ETS model</w:t>
       </w:r>
       <w:r>
         <w:br/>
@@ -682,10 +661,10 @@
         <w:rPr>
           <w:rStyle w:val="VerbatimChar"/>
         </w:rPr>
-        <w:t xml:space="preserve">harutils()</w:t>
-      </w:r>
-      <w:r>
-        <w:t xml:space="preserve">, the important question is whether the resulting change-point candidates really correspond to the pattern implied by the method description above, rather than to arbitrary numerical variation.</w:t>
+        <w:t xml:space="preserve">hcp_cf_ets</w:t>
+      </w:r>
+      <w:r>
+        <w:t xml:space="preserve">, the question is whether the resulting change-point candidates correspond to the residual pattern described above rather than to arbitrary numerical variation.</w:t>
       </w:r>
     </w:p>
     <w:p>
@@ -1286,7 +1265,7 @@
         <w:pStyle w:val="Compact"/>
         <w:numPr>
           <w:ilvl w:val="0"/>
-          <w:numId w:val="1003"/>
+          <w:numId w:val="1002"/>
         </w:numPr>
       </w:pPr>
       <w:r>
@@ -1525,9 +1504,6 @@
     <w:abstractNumId w:val="991"/>
   </w:num>
   <w:num w:numId="1002">
-    <w:abstractNumId w:val="991"/>
-  </w:num>
-  <w:num w:numId="1003">
     <w:abstractNumId w:val="991"/>
   </w:num>
 </w:numbering>

--- a/examples/change_point/doc/08-changefinder-hcp_cf_ets.docx
+++ b/examples/change_point/doc/08-changefinder-hcp_cf_ets.docx
@@ -462,7 +462,7 @@
               <a:graphicData uri="http://schemas.openxmlformats.org/drawingml/2006/picture">
                 <pic:pic>
                   <pic:nvPicPr>
-                    <pic:cNvPr descr="C:\Git\dal\harbinger\examples\change_point\doc\08-changefinder-hcp_cf_ets_files/693e41389f8fe8d7187225776a46ef4a27e40c1f.png" id="14" name="Picture"/>
+                    <pic:cNvPr descr="/home/gpca/harbinger/examples/change_point/doc/08-changefinder-hcp_cf_ets_files/f03bd9cb08d7edd0f17d89dfe35e557fd3be3ea3.png" id="14" name="Picture"/>
                     <pic:cNvPicPr>
                       <a:picLocks noChangeArrowheads="1" noChangeAspect="1"/>
                     </pic:cNvPicPr>
@@ -1071,7 +1071,7 @@
               <a:graphicData uri="http://schemas.openxmlformats.org/drawingml/2006/picture">
                 <pic:pic>
                   <pic:nvPicPr>
-                    <pic:cNvPr descr="C:\Git\dal\harbinger\examples\change_point\doc\08-changefinder-hcp_cf_ets_files/5bf742590fb863a6432559fc60234be08c22e684.png" id="21" name="Picture"/>
+                    <pic:cNvPr descr="/home/gpca/harbinger/examples/change_point/doc/08-changefinder-hcp_cf_ets_files/43ee22ff9c1bbba3b52aa9a1f02e0f299ceab046.png" id="21" name="Picture"/>
                     <pic:cNvPicPr>
                       <a:picLocks noChangeArrowheads="1" noChangeAspect="1"/>
                     </pic:cNvPicPr>
@@ -1216,7 +1216,7 @@
               <a:graphicData uri="http://schemas.openxmlformats.org/drawingml/2006/picture">
                 <pic:pic>
                   <pic:nvPicPr>
-                    <pic:cNvPr descr="C:\Git\dal\harbinger\examples\change_point\doc\08-changefinder-hcp_cf_ets_files/23f1e8d3e4eb98a90932f16f10f6ca24de42522d.png" id="24" name="Picture"/>
+                    <pic:cNvPr descr="/home/gpca/harbinger/examples/change_point/doc/08-changefinder-hcp_cf_ets_files/0af6375dd4035e85444623fc3e2c0333b868d4c3.png" id="24" name="Picture"/>
                     <pic:cNvPicPr>
                       <a:picLocks noChangeArrowheads="1" noChangeAspect="1"/>
                     </pic:cNvPicPr>

--- a/examples/change_point/doc/08-changefinder-hcp_cf_ets.docx
+++ b/examples/change_point/doc/08-changefinder-hcp_cf_ets.docx
@@ -264,7 +264,7 @@
         <w:rPr>
           <w:rStyle w:val="CommentTok"/>
         </w:rPr>
-        <w:t xml:space="preserve"># Select the simple dataset</w:t>
+        <w:t xml:space="preserve"># Select the same dataset used in the AMOC example</w:t>
       </w:r>
       <w:r>
         <w:br/>
@@ -297,7 +297,7 @@
         <w:rPr>
           <w:rStyle w:val="NormalTok"/>
         </w:rPr>
-        <w:t xml:space="preserve">simple</w:t>
+        <w:t xml:space="preserve">complex</w:t>
       </w:r>
       <w:r>
         <w:br/>
@@ -323,7 +323,7 @@
         <w:rPr>
           <w:rStyle w:val="VerbatimChar"/>
         </w:rPr>
-        <w:t xml:space="preserve">##   serie event</w:t>
+        <w:t xml:space="preserve">##       serie event</w:t>
       </w:r>
       <w:r>
         <w:br/>
@@ -332,7 +332,7 @@
         <w:rPr>
           <w:rStyle w:val="VerbatimChar"/>
         </w:rPr>
-        <w:t xml:space="preserve">## 1  0.00 FALSE</w:t>
+        <w:t xml:space="preserve">## 1 0.3129618 FALSE</w:t>
       </w:r>
       <w:r>
         <w:br/>
@@ -341,7 +341,7 @@
         <w:rPr>
           <w:rStyle w:val="VerbatimChar"/>
         </w:rPr>
-        <w:t xml:space="preserve">## 2  0.25 FALSE</w:t>
+        <w:t xml:space="preserve">## 2 0.5944808 FALSE</w:t>
       </w:r>
       <w:r>
         <w:br/>
@@ -350,7 +350,7 @@
         <w:rPr>
           <w:rStyle w:val="VerbatimChar"/>
         </w:rPr>
-        <w:t xml:space="preserve">## 3  0.50 FALSE</w:t>
+        <w:t xml:space="preserve">## 3 0.8162731 FALSE</w:t>
       </w:r>
       <w:r>
         <w:br/>
@@ -359,7 +359,7 @@
         <w:rPr>
           <w:rStyle w:val="VerbatimChar"/>
         </w:rPr>
-        <w:t xml:space="preserve">## 4  0.75 FALSE</w:t>
+        <w:t xml:space="preserve">## 4 0.9560557 FALSE</w:t>
       </w:r>
       <w:r>
         <w:br/>
@@ -368,7 +368,7 @@
         <w:rPr>
           <w:rStyle w:val="VerbatimChar"/>
         </w:rPr>
-        <w:t xml:space="preserve">## 5  1.00 FALSE</w:t>
+        <w:t xml:space="preserve">## 5 0.9997847 FALSE</w:t>
       </w:r>
       <w:r>
         <w:br/>
@@ -377,7 +377,7 @@
         <w:rPr>
           <w:rStyle w:val="VerbatimChar"/>
         </w:rPr>
-        <w:t xml:space="preserve">## 6  1.25 FALSE</w:t>
+        <w:t xml:space="preserve">## 6 0.9430667 FALSE</w:t>
       </w:r>
     </w:p>
     <w:bookmarkEnd w:id="11"/>
@@ -462,7 +462,7 @@
               <a:graphicData uri="http://schemas.openxmlformats.org/drawingml/2006/picture">
                 <pic:pic>
                   <pic:nvPicPr>
-                    <pic:cNvPr descr="/home/gpca/harbinger/examples/change_point/doc/08-changefinder-hcp_cf_ets_files/f03bd9cb08d7edd0f17d89dfe35e557fd3be3ea3.png" id="14" name="Picture"/>
+                    <pic:cNvPr descr="/home/gpca/harbinger/examples/change_point/doc/08-changefinder-hcp_cf_ets_files/2242cd390b7173162c79c5a854b5030be02a2ef2.png" id="14" name="Picture"/>
                     <pic:cNvPicPr>
                       <a:picLocks noChangeArrowheads="1" noChangeAspect="1"/>
                     </pic:cNvPicPr>
@@ -811,7 +811,7 @@
         <w:rPr>
           <w:rStyle w:val="VerbatimChar"/>
         </w:rPr>
-        <w:t xml:space="preserve">##   idx event    type</w:t>
+        <w:t xml:space="preserve">##   idx event        type</w:t>
       </w:r>
       <w:r>
         <w:br/>
@@ -820,7 +820,7 @@
         <w:rPr>
           <w:rStyle w:val="VerbatimChar"/>
         </w:rPr>
-        <w:t xml:space="preserve">## 1  51  TRUE anomaly</w:t>
+        <w:t xml:space="preserve">## 1 201  TRUE changepoint</w:t>
       </w:r>
     </w:p>
     <w:bookmarkEnd w:id="17"/>
@@ -986,7 +986,7 @@
         <w:rPr>
           <w:rStyle w:val="VerbatimChar"/>
         </w:rPr>
-        <w:t xml:space="preserve">## FALSE     1     99</w:t>
+        <w:t xml:space="preserve">## FALSE     4     495</w:t>
       </w:r>
     </w:p>
     <w:bookmarkEnd w:id="18"/>
@@ -1071,7 +1071,7 @@
               <a:graphicData uri="http://schemas.openxmlformats.org/drawingml/2006/picture">
                 <pic:pic>
                   <pic:nvPicPr>
-                    <pic:cNvPr descr="/home/gpca/harbinger/examples/change_point/doc/08-changefinder-hcp_cf_ets_files/43ee22ff9c1bbba3b52aa9a1f02e0f299ceab046.png" id="21" name="Picture"/>
+                    <pic:cNvPr descr="/home/gpca/harbinger/examples/change_point/doc/08-changefinder-hcp_cf_ets_files/6bcb97b34a121ea3463ba9d8b59a5de7919b1e32.png" id="21" name="Picture"/>
                     <pic:cNvPicPr>
                       <a:picLocks noChangeArrowheads="1" noChangeAspect="1"/>
                     </pic:cNvPicPr>
@@ -1216,7 +1216,7 @@
               <a:graphicData uri="http://schemas.openxmlformats.org/drawingml/2006/picture">
                 <pic:pic>
                   <pic:nvPicPr>
-                    <pic:cNvPr descr="/home/gpca/harbinger/examples/change_point/doc/08-changefinder-hcp_cf_ets_files/0af6375dd4035e85444623fc3e2c0333b868d4c3.png" id="24" name="Picture"/>
+                    <pic:cNvPr descr="/home/gpca/harbinger/examples/change_point/doc/08-changefinder-hcp_cf_ets_files/eeaddaa42d597c48cd5b23fdfc83986a575371f2.png" id="24" name="Picture"/>
                     <pic:cNvPicPr>
                       <a:picLocks noChangeArrowheads="1" noChangeAspect="1"/>
                     </pic:cNvPicPr>

--- a/examples/change_point/doc/08-changefinder-hcp_cf_ets.docx
+++ b/examples/change_point/doc/08-changefinder-hcp_cf_ets.docx
@@ -173,6 +173,45 @@
       <w:pPr>
         <w:pStyle w:val="SourceCode"/>
       </w:pPr>
+      <w:r>
+        <w:rPr>
+          <w:rStyle w:val="FunctionTok"/>
+        </w:rPr>
+        <w:t xml:space="preserve">source</w:t>
+      </w:r>
+      <w:r>
+        <w:rPr>
+          <w:rStyle w:val="NormalTok"/>
+        </w:rPr>
+        <w:t xml:space="preserve">(</w:t>
+      </w:r>
+      <w:r>
+        <w:rPr>
+          <w:rStyle w:val="FunctionTok"/>
+        </w:rPr>
+        <w:t xml:space="preserve">url</w:t>
+      </w:r>
+      <w:r>
+        <w:rPr>
+          <w:rStyle w:val="NormalTok"/>
+        </w:rPr>
+        <w:t xml:space="preserve">(</w:t>
+      </w:r>
+      <w:r>
+        <w:rPr>
+          <w:rStyle w:val="StringTok"/>
+        </w:rPr>
+        <w:t xml:space="preserve">"https://raw.githubusercontent.com/cefet-rj-dal/harbinger/master/examples/seed.R"</w:t>
+      </w:r>
+      <w:r>
+        <w:rPr>
+          <w:rStyle w:val="NormalTok"/>
+        </w:rPr>
+        <w:t xml:space="preserve">))</w:t>
+      </w:r>
+      <w:r>
+        <w:br/>
+      </w:r>
       <w:r>
         <w:rPr>
           <w:rStyle w:val="CommentTok"/>
@@ -590,6 +629,21 @@
           <w:rStyle w:val="CommentTok"/>
         </w:rPr>
         <w:t xml:space="preserve"># Fit the detector</w:t>
+      </w:r>
+      <w:r>
+        <w:br/>
+      </w:r>
+      <w:r>
+        <w:rPr>
+          <w:rStyle w:val="FunctionTok"/>
+        </w:rPr>
+        <w:t xml:space="preserve">set_example_seed</w:t>
+      </w:r>
+      <w:r>
+        <w:rPr>
+          <w:rStyle w:val="NormalTok"/>
+        </w:rPr>
+        <w:t xml:space="preserve">()</w:t>
       </w:r>
       <w:r>
         <w:br/>
